--- a/HAPPINESS-Co/proyecto.docx
+++ b/HAPPINESS-Co/proyecto.docx
@@ -232,6 +232,9 @@
     </w:p>
     <w:p>
       <w:r>
+        <w:rPr>
+          <w:noProof/>
+        </w:rPr>
         <w:drawing>
           <wp:inline distT="0" distB="0" distL="0" distR="0" wp14:anchorId="5197DCF8" wp14:editId="006BDCEE">
             <wp:extent cx="5400040" cy="2498725"/>
@@ -269,6 +272,4514 @@
         </w:drawing>
       </w:r>
     </w:p>
+    <w:p>
+      <w:r>
+        <w:br w:type="page"/>
+      </w:r>
+    </w:p>
+    <w:p>
+      <w:pPr>
+        <w:pStyle w:val="Ttulo2"/>
+        <w:rPr>
+          <w:lang w:val="en-GB"/>
+        </w:rPr>
+      </w:pPr>
+      <w:r>
+        <w:rPr>
+          <w:lang w:val="en-GB"/>
+        </w:rPr>
+        <w:lastRenderedPageBreak/>
+        <w:t>08/04/2026</w:t>
+      </w:r>
+    </w:p>
+    <w:p>
+      <w:pPr>
+        <w:pStyle w:val="Ttulo3"/>
+      </w:pPr>
+      <w:r>
+        <w:t>Subida de archivos hasta q</w:t>
+      </w:r>
+      <w:r>
+        <w:t xml:space="preserve">ue se </w:t>
+      </w:r>
+      <w:proofErr w:type="spellStart"/>
+      <w:r>
+        <w:t>sobreescribio</w:t>
+      </w:r>
+      <w:proofErr w:type="spellEnd"/>
+      <w:r>
+        <w:t xml:space="preserve"> y se borro</w:t>
+      </w:r>
+    </w:p>
+    <w:p>
+      <w:pPr>
+        <w:rPr>
+          <w:lang w:val="en-GB"/>
+        </w:rPr>
+      </w:pPr>
+      <w:r>
+        <w:rPr>
+          <w:lang w:val="en-GB"/>
+        </w:rPr>
+        <w:t>ALUMNOS-FP@DESKTOP-NI3I5TT MINGW64 ~/Desktop/HAPPINESS-Co (main)</w:t>
+      </w:r>
+    </w:p>
+    <w:p>
+      <w:pPr>
+        <w:rPr>
+          <w:lang w:val="en-GB"/>
+        </w:rPr>
+      </w:pPr>
+      <w:r>
+        <w:rPr>
+          <w:lang w:val="en-GB"/>
+        </w:rPr>
+        <w:t xml:space="preserve">$ git </w:t>
+      </w:r>
+      <w:proofErr w:type="spellStart"/>
+      <w:r>
+        <w:rPr>
+          <w:lang w:val="en-GB"/>
+        </w:rPr>
+        <w:t>init</w:t>
+      </w:r>
+      <w:proofErr w:type="spellEnd"/>
+    </w:p>
+    <w:p>
+      <w:pPr>
+        <w:rPr>
+          <w:lang w:val="en-GB"/>
+        </w:rPr>
+      </w:pPr>
+      <w:r>
+        <w:rPr>
+          <w:lang w:val="en-GB"/>
+        </w:rPr>
+        <w:t>Reinitialized existing Git repository in C:/Users/ALUMNOS-FP/Desktop/HAPPINESS-Co/.git/</w:t>
+      </w:r>
+    </w:p>
+    <w:p>
+      <w:pPr>
+        <w:rPr>
+          <w:lang w:val="en-GB"/>
+        </w:rPr>
+      </w:pPr>
+    </w:p>
+    <w:p>
+      <w:pPr>
+        <w:rPr>
+          <w:lang w:val="en-GB"/>
+        </w:rPr>
+      </w:pPr>
+      <w:r>
+        <w:rPr>
+          <w:lang w:val="en-GB"/>
+        </w:rPr>
+        <w:t>ALUMNOS-FP@DESKTOP-NI3I5TT MINGW64 ~/Desktop/HAPPINESS-Co (main)</w:t>
+      </w:r>
+    </w:p>
+    <w:p>
+      <w:pPr>
+        <w:rPr>
+          <w:lang w:val="en-GB"/>
+        </w:rPr>
+      </w:pPr>
+      <w:r>
+        <w:rPr>
+          <w:lang w:val="en-GB"/>
+        </w:rPr>
+        <w:t xml:space="preserve">$ git </w:t>
+      </w:r>
+      <w:proofErr w:type="gramStart"/>
+      <w:r>
+        <w:rPr>
+          <w:lang w:val="en-GB"/>
+        </w:rPr>
+        <w:t>add .</w:t>
+      </w:r>
+      <w:proofErr w:type="gramEnd"/>
+    </w:p>
+    <w:p>
+      <w:pPr>
+        <w:rPr>
+          <w:lang w:val="en-GB"/>
+        </w:rPr>
+      </w:pPr>
+      <w:r>
+        <w:rPr>
+          <w:lang w:val="en-GB"/>
+        </w:rPr>
+        <w:t>warning: in the working copy of 'README.md', LF will be replaced by CRLF the next time Git touches it</w:t>
+      </w:r>
+    </w:p>
+    <w:p>
+      <w:pPr>
+        <w:rPr>
+          <w:lang w:val="en-GB"/>
+        </w:rPr>
+      </w:pPr>
+      <w:r>
+        <w:rPr>
+          <w:lang w:val="en-GB"/>
+        </w:rPr>
+        <w:t xml:space="preserve">warning: in the working copy of 'Base de </w:t>
+      </w:r>
+      <w:proofErr w:type="spellStart"/>
+      <w:r>
+        <w:rPr>
+          <w:lang w:val="en-GB"/>
+        </w:rPr>
+        <w:t>datos</w:t>
+      </w:r>
+      <w:proofErr w:type="spellEnd"/>
+      <w:r>
+        <w:rPr>
+          <w:lang w:val="en-GB"/>
+        </w:rPr>
+        <w:t xml:space="preserve">/Base </w:t>
+      </w:r>
+      <w:proofErr w:type="spellStart"/>
+      <w:r>
+        <w:rPr>
+          <w:lang w:val="en-GB"/>
+        </w:rPr>
+        <w:t>datos</w:t>
+      </w:r>
+      <w:proofErr w:type="spellEnd"/>
+      <w:r>
+        <w:rPr>
+          <w:lang w:val="en-GB"/>
+        </w:rPr>
+        <w:t xml:space="preserve"> </w:t>
+      </w:r>
+      <w:proofErr w:type="spellStart"/>
+      <w:r>
+        <w:rPr>
+          <w:lang w:val="en-GB"/>
+        </w:rPr>
+        <w:t>Happiness&amp;Co.sql</w:t>
+      </w:r>
+      <w:proofErr w:type="spellEnd"/>
+      <w:r>
+        <w:rPr>
+          <w:lang w:val="en-GB"/>
+        </w:rPr>
+        <w:t>', LF will be replaced by CRL</w:t>
+      </w:r>
+    </w:p>
+    <w:p>
+      <w:pPr>
+        <w:rPr>
+          <w:lang w:val="en-GB"/>
+        </w:rPr>
+      </w:pPr>
+      <w:r>
+        <w:rPr>
+          <w:lang w:val="en-GB"/>
+        </w:rPr>
+        <w:t>F the next time Git touches it</w:t>
+      </w:r>
+    </w:p>
+    <w:p>
+      <w:pPr>
+        <w:rPr>
+          <w:lang w:val="en-GB"/>
+        </w:rPr>
+      </w:pPr>
+      <w:r>
+        <w:rPr>
+          <w:lang w:val="en-GB"/>
+        </w:rPr>
+        <w:t>warning: in the working copy of '</w:t>
+      </w:r>
+      <w:proofErr w:type="spellStart"/>
+      <w:r>
+        <w:rPr>
+          <w:lang w:val="en-GB"/>
+        </w:rPr>
+        <w:t>Lenguaje</w:t>
+      </w:r>
+      <w:proofErr w:type="spellEnd"/>
+      <w:r>
+        <w:rPr>
+          <w:lang w:val="en-GB"/>
+        </w:rPr>
+        <w:t xml:space="preserve"> de </w:t>
+      </w:r>
+      <w:proofErr w:type="spellStart"/>
+      <w:r>
+        <w:rPr>
+          <w:lang w:val="en-GB"/>
+        </w:rPr>
+        <w:t>marcas</w:t>
+      </w:r>
+      <w:proofErr w:type="spellEnd"/>
+      <w:r>
+        <w:rPr>
+          <w:lang w:val="en-GB"/>
+        </w:rPr>
+        <w:t>/Assets/</w:t>
+      </w:r>
+      <w:proofErr w:type="spellStart"/>
+      <w:r>
+        <w:rPr>
+          <w:lang w:val="en-GB"/>
+        </w:rPr>
+        <w:t>img</w:t>
+      </w:r>
+      <w:proofErr w:type="spellEnd"/>
+      <w:r>
+        <w:rPr>
+          <w:lang w:val="en-GB"/>
+        </w:rPr>
+        <w:t>/festivalcine.htm', LF will be replaced b</w:t>
+      </w:r>
+    </w:p>
+    <w:p>
+      <w:pPr>
+        <w:rPr>
+          <w:lang w:val="en-GB"/>
+        </w:rPr>
+      </w:pPr>
+      <w:r>
+        <w:rPr>
+          <w:lang w:val="en-GB"/>
+        </w:rPr>
+        <w:t>y CRLF the next time Git touches it</w:t>
+      </w:r>
+    </w:p>
+    <w:p>
+      <w:pPr>
+        <w:rPr>
+          <w:lang w:val="en-GB"/>
+        </w:rPr>
+      </w:pPr>
+    </w:p>
+    <w:p>
+      <w:pPr>
+        <w:rPr>
+          <w:lang w:val="en-GB"/>
+        </w:rPr>
+      </w:pPr>
+      <w:r>
+        <w:rPr>
+          <w:lang w:val="en-GB"/>
+        </w:rPr>
+        <w:t>ALUMNOS-FP@DESKTOP-NI3I5TT MINGW64 ~/Desktop/HAPPINESS-Co (main)</w:t>
+      </w:r>
+    </w:p>
+    <w:p>
+      <w:r>
+        <w:t xml:space="preserve">$ </w:t>
+      </w:r>
+      <w:proofErr w:type="spellStart"/>
+      <w:r>
+        <w:t>git</w:t>
+      </w:r>
+      <w:proofErr w:type="spellEnd"/>
+      <w:r>
+        <w:t xml:space="preserve"> </w:t>
+      </w:r>
+      <w:proofErr w:type="spellStart"/>
+      <w:r>
+        <w:t>commit</w:t>
+      </w:r>
+      <w:proofErr w:type="spellEnd"/>
+      <w:r>
+        <w:t xml:space="preserve"> -m "Subida del proyecto entero hasta el momento"</w:t>
+      </w:r>
+    </w:p>
+    <w:p>
+      <w:r>
+        <w:t>[</w:t>
+      </w:r>
+      <w:proofErr w:type="spellStart"/>
+      <w:r>
+        <w:t>main</w:t>
+      </w:r>
+      <w:proofErr w:type="spellEnd"/>
+      <w:r>
+        <w:t xml:space="preserve"> a5e8c87] Subida del proyecto entero hasta el momento</w:t>
+      </w:r>
+    </w:p>
+    <w:p>
+      <w:pPr>
+        <w:rPr>
+          <w:lang w:val="en-GB"/>
+        </w:rPr>
+      </w:pPr>
+      <w:r>
+        <w:t> </w:t>
+      </w:r>
+      <w:r>
+        <w:rPr>
+          <w:lang w:val="en-GB"/>
+        </w:rPr>
+        <w:t xml:space="preserve">78 files changed, 3902 </w:t>
+      </w:r>
+      <w:proofErr w:type="gramStart"/>
+      <w:r>
+        <w:rPr>
+          <w:lang w:val="en-GB"/>
+        </w:rPr>
+        <w:t>insertions(</w:t>
+      </w:r>
+      <w:proofErr w:type="gramEnd"/>
+      <w:r>
+        <w:rPr>
+          <w:lang w:val="en-GB"/>
+        </w:rPr>
+        <w:t xml:space="preserve">+), 494 </w:t>
+      </w:r>
+      <w:proofErr w:type="gramStart"/>
+      <w:r>
+        <w:rPr>
+          <w:lang w:val="en-GB"/>
+        </w:rPr>
+        <w:t>deletions(</w:t>
+      </w:r>
+      <w:proofErr w:type="gramEnd"/>
+      <w:r>
+        <w:rPr>
+          <w:lang w:val="en-GB"/>
+        </w:rPr>
+        <w:t>-)</w:t>
+      </w:r>
+    </w:p>
+    <w:p>
+      <w:pPr>
+        <w:rPr>
+          <w:lang w:val="en-GB"/>
+        </w:rPr>
+      </w:pPr>
+      <w:r>
+        <w:rPr>
+          <w:lang w:val="en-GB"/>
+        </w:rPr>
+        <w:t xml:space="preserve"> create mode 100644 Base de </w:t>
+      </w:r>
+      <w:proofErr w:type="spellStart"/>
+      <w:r>
+        <w:rPr>
+          <w:lang w:val="en-GB"/>
+        </w:rPr>
+        <w:t>datos</w:t>
+      </w:r>
+      <w:proofErr w:type="spellEnd"/>
+      <w:r>
+        <w:rPr>
+          <w:lang w:val="en-GB"/>
+        </w:rPr>
+        <w:t xml:space="preserve">/Base </w:t>
+      </w:r>
+      <w:proofErr w:type="spellStart"/>
+      <w:r>
+        <w:rPr>
+          <w:lang w:val="en-GB"/>
+        </w:rPr>
+        <w:t>datos</w:t>
+      </w:r>
+      <w:proofErr w:type="spellEnd"/>
+      <w:r>
+        <w:rPr>
+          <w:lang w:val="en-GB"/>
+        </w:rPr>
+        <w:t xml:space="preserve"> </w:t>
+      </w:r>
+      <w:proofErr w:type="spellStart"/>
+      <w:r>
+        <w:rPr>
+          <w:lang w:val="en-GB"/>
+        </w:rPr>
+        <w:t>Happiness&amp;Co.sql</w:t>
+      </w:r>
+      <w:proofErr w:type="spellEnd"/>
+    </w:p>
+    <w:p>
+      <w:r>
+        <w:rPr>
+          <w:lang w:val="en-GB"/>
+        </w:rPr>
+        <w:t> </w:t>
+      </w:r>
+      <w:proofErr w:type="spellStart"/>
+      <w:r>
+        <w:t>create</w:t>
+      </w:r>
+      <w:proofErr w:type="spellEnd"/>
+      <w:r>
+        <w:t xml:space="preserve"> </w:t>
+      </w:r>
+      <w:proofErr w:type="spellStart"/>
+      <w:r>
+        <w:t>mode</w:t>
+      </w:r>
+      <w:proofErr w:type="spellEnd"/>
+      <w:r>
+        <w:t xml:space="preserve"> 100644 Lenguaje de marcas/</w:t>
+      </w:r>
+      <w:proofErr w:type="spellStart"/>
+      <w:r>
+        <w:t>Assets</w:t>
+      </w:r>
+      <w:proofErr w:type="spellEnd"/>
+      <w:r>
+        <w:t>/</w:t>
+      </w:r>
+      <w:proofErr w:type="spellStart"/>
+      <w:r>
+        <w:t>img</w:t>
+      </w:r>
+      <w:proofErr w:type="spellEnd"/>
+      <w:r>
+        <w:t>/BELLASARTES.jpg</w:t>
+      </w:r>
+    </w:p>
+    <w:p>
+      <w:r>
+        <w:t> </w:t>
+      </w:r>
+      <w:proofErr w:type="spellStart"/>
+      <w:r>
+        <w:t>create</w:t>
+      </w:r>
+      <w:proofErr w:type="spellEnd"/>
+      <w:r>
+        <w:t xml:space="preserve"> </w:t>
+      </w:r>
+      <w:proofErr w:type="spellStart"/>
+      <w:r>
+        <w:t>mode</w:t>
+      </w:r>
+      <w:proofErr w:type="spellEnd"/>
+      <w:r>
+        <w:t xml:space="preserve"> 100644 Lenguaje de marcas/</w:t>
+      </w:r>
+      <w:proofErr w:type="spellStart"/>
+      <w:r>
+        <w:t>Assets</w:t>
+      </w:r>
+      <w:proofErr w:type="spellEnd"/>
+      <w:r>
+        <w:t>/</w:t>
+      </w:r>
+      <w:proofErr w:type="spellStart"/>
+      <w:r>
+        <w:t>img</w:t>
+      </w:r>
+      <w:proofErr w:type="spellEnd"/>
+      <w:r>
+        <w:t>/</w:t>
+      </w:r>
+      <w:proofErr w:type="spellStart"/>
+      <w:r>
+        <w:t>BOMBASTIC.jfif</w:t>
+      </w:r>
+      <w:proofErr w:type="spellEnd"/>
+    </w:p>
+    <w:p>
+      <w:r>
+        <w:t> </w:t>
+      </w:r>
+      <w:proofErr w:type="spellStart"/>
+      <w:r>
+        <w:t>create</w:t>
+      </w:r>
+      <w:proofErr w:type="spellEnd"/>
+      <w:r>
+        <w:t xml:space="preserve"> </w:t>
+      </w:r>
+      <w:proofErr w:type="spellStart"/>
+      <w:r>
+        <w:t>mode</w:t>
+      </w:r>
+      <w:proofErr w:type="spellEnd"/>
+      <w:r>
+        <w:t xml:space="preserve"> 100644 Lenguaje de marcas/</w:t>
+      </w:r>
+      <w:proofErr w:type="spellStart"/>
+      <w:r>
+        <w:t>Assets</w:t>
+      </w:r>
+      <w:proofErr w:type="spellEnd"/>
+      <w:r>
+        <w:t>/</w:t>
+      </w:r>
+      <w:proofErr w:type="spellStart"/>
+      <w:r>
+        <w:t>img</w:t>
+      </w:r>
+      <w:proofErr w:type="spellEnd"/>
+      <w:r>
+        <w:t>/</w:t>
+      </w:r>
+      <w:proofErr w:type="spellStart"/>
+      <w:r>
+        <w:t>CABRALES.jfif</w:t>
+      </w:r>
+      <w:proofErr w:type="spellEnd"/>
+    </w:p>
+    <w:p>
+      <w:r>
+        <w:t> </w:t>
+      </w:r>
+      <w:proofErr w:type="spellStart"/>
+      <w:r>
+        <w:t>create</w:t>
+      </w:r>
+      <w:proofErr w:type="spellEnd"/>
+      <w:r>
+        <w:t xml:space="preserve"> </w:t>
+      </w:r>
+      <w:proofErr w:type="spellStart"/>
+      <w:r>
+        <w:t>mode</w:t>
+      </w:r>
+      <w:proofErr w:type="spellEnd"/>
+      <w:r>
+        <w:t xml:space="preserve"> 100644 Lenguaje de marcas/</w:t>
+      </w:r>
+      <w:proofErr w:type="spellStart"/>
+      <w:r>
+        <w:t>Assets</w:t>
+      </w:r>
+      <w:proofErr w:type="spellEnd"/>
+      <w:r>
+        <w:t>/</w:t>
+      </w:r>
+      <w:proofErr w:type="spellStart"/>
+      <w:r>
+        <w:t>img</w:t>
+      </w:r>
+      <w:proofErr w:type="spellEnd"/>
+      <w:r>
+        <w:t>/FERIADEMUESTRAS.JPEG</w:t>
+      </w:r>
+    </w:p>
+    <w:p>
+      <w:r>
+        <w:t> </w:t>
+      </w:r>
+      <w:proofErr w:type="spellStart"/>
+      <w:r>
+        <w:t>create</w:t>
+      </w:r>
+      <w:proofErr w:type="spellEnd"/>
+      <w:r>
+        <w:t xml:space="preserve"> </w:t>
+      </w:r>
+      <w:proofErr w:type="spellStart"/>
+      <w:r>
+        <w:t>mode</w:t>
+      </w:r>
+      <w:proofErr w:type="spellEnd"/>
+      <w:r>
+        <w:t xml:space="preserve"> 100644 Lenguaje de marcas/</w:t>
+      </w:r>
+      <w:proofErr w:type="spellStart"/>
+      <w:r>
+        <w:t>Assets</w:t>
+      </w:r>
+      <w:proofErr w:type="spellEnd"/>
+      <w:r>
+        <w:t>/</w:t>
+      </w:r>
+      <w:proofErr w:type="spellStart"/>
+      <w:r>
+        <w:t>img</w:t>
+      </w:r>
+      <w:proofErr w:type="spellEnd"/>
+      <w:r>
+        <w:t>/LGTBI_NIEMEYER.jpg</w:t>
+      </w:r>
+    </w:p>
+    <w:p>
+      <w:r>
+        <w:t> </w:t>
+      </w:r>
+      <w:proofErr w:type="spellStart"/>
+      <w:r>
+        <w:t>create</w:t>
+      </w:r>
+      <w:proofErr w:type="spellEnd"/>
+      <w:r>
+        <w:t xml:space="preserve"> </w:t>
+      </w:r>
+      <w:proofErr w:type="spellStart"/>
+      <w:r>
+        <w:t>mode</w:t>
+      </w:r>
+      <w:proofErr w:type="spellEnd"/>
+      <w:r>
+        <w:t xml:space="preserve"> 100644 Lenguaje de marcas/</w:t>
+      </w:r>
+      <w:proofErr w:type="spellStart"/>
+      <w:r>
+        <w:t>Assets</w:t>
+      </w:r>
+      <w:proofErr w:type="spellEnd"/>
+      <w:r>
+        <w:t>/</w:t>
+      </w:r>
+      <w:proofErr w:type="spellStart"/>
+      <w:r>
+        <w:t>img</w:t>
+      </w:r>
+      <w:proofErr w:type="spellEnd"/>
+      <w:r>
+        <w:t>/</w:t>
+      </w:r>
+      <w:proofErr w:type="spellStart"/>
+      <w:r>
+        <w:t>MIERES.jfif</w:t>
+      </w:r>
+      <w:proofErr w:type="spellEnd"/>
+    </w:p>
+    <w:p>
+      <w:r>
+        <w:t> </w:t>
+      </w:r>
+      <w:proofErr w:type="spellStart"/>
+      <w:r>
+        <w:t>create</w:t>
+      </w:r>
+      <w:proofErr w:type="spellEnd"/>
+      <w:r>
+        <w:t xml:space="preserve"> </w:t>
+      </w:r>
+      <w:proofErr w:type="spellStart"/>
+      <w:r>
+        <w:t>mode</w:t>
+      </w:r>
+      <w:proofErr w:type="spellEnd"/>
+      <w:r>
+        <w:t xml:space="preserve"> 100644 Lenguaje de marcas/</w:t>
+      </w:r>
+      <w:proofErr w:type="spellStart"/>
+      <w:r>
+        <w:t>Assets</w:t>
+      </w:r>
+      <w:proofErr w:type="spellEnd"/>
+      <w:r>
+        <w:t>/</w:t>
+      </w:r>
+      <w:proofErr w:type="spellStart"/>
+      <w:r>
+        <w:t>img</w:t>
+      </w:r>
+      <w:proofErr w:type="spellEnd"/>
+      <w:r>
+        <w:t>/Miserables2.jpg</w:t>
+      </w:r>
+    </w:p>
+    <w:p>
+      <w:r>
+        <w:lastRenderedPageBreak/>
+        <w:t> </w:t>
+      </w:r>
+      <w:proofErr w:type="spellStart"/>
+      <w:r>
+        <w:t>create</w:t>
+      </w:r>
+      <w:proofErr w:type="spellEnd"/>
+      <w:r>
+        <w:t xml:space="preserve"> </w:t>
+      </w:r>
+      <w:proofErr w:type="spellStart"/>
+      <w:r>
+        <w:t>mode</w:t>
+      </w:r>
+      <w:proofErr w:type="spellEnd"/>
+      <w:r>
+        <w:t xml:space="preserve"> 100644 Lenguaje de marcas/</w:t>
+      </w:r>
+      <w:proofErr w:type="spellStart"/>
+      <w:r>
+        <w:t>Assets</w:t>
+      </w:r>
+      <w:proofErr w:type="spellEnd"/>
+      <w:r>
+        <w:t>/</w:t>
+      </w:r>
+      <w:proofErr w:type="spellStart"/>
+      <w:r>
+        <w:t>img</w:t>
+      </w:r>
+      <w:proofErr w:type="spellEnd"/>
+      <w:r>
+        <w:t>/</w:t>
+      </w:r>
+      <w:proofErr w:type="spellStart"/>
+      <w:r>
+        <w:t>NEGRA.jfif</w:t>
+      </w:r>
+      <w:proofErr w:type="spellEnd"/>
+    </w:p>
+    <w:p>
+      <w:r>
+        <w:t> </w:t>
+      </w:r>
+      <w:proofErr w:type="spellStart"/>
+      <w:r>
+        <w:t>create</w:t>
+      </w:r>
+      <w:proofErr w:type="spellEnd"/>
+      <w:r>
+        <w:t xml:space="preserve"> </w:t>
+      </w:r>
+      <w:proofErr w:type="spellStart"/>
+      <w:r>
+        <w:t>mode</w:t>
+      </w:r>
+      <w:proofErr w:type="spellEnd"/>
+      <w:r>
+        <w:t xml:space="preserve"> 100644 Lenguaje de marcas/</w:t>
+      </w:r>
+      <w:proofErr w:type="spellStart"/>
+      <w:r>
+        <w:t>Assets</w:t>
+      </w:r>
+      <w:proofErr w:type="spellEnd"/>
+      <w:r>
+        <w:t>/</w:t>
+      </w:r>
+      <w:proofErr w:type="spellStart"/>
+      <w:r>
+        <w:t>img</w:t>
+      </w:r>
+      <w:proofErr w:type="spellEnd"/>
+      <w:r>
+        <w:t>/</w:t>
+      </w:r>
+      <w:proofErr w:type="spellStart"/>
+      <w:r>
+        <w:t>NIEMEYER.jfif</w:t>
+      </w:r>
+      <w:proofErr w:type="spellEnd"/>
+    </w:p>
+    <w:p>
+      <w:r>
+        <w:t> </w:t>
+      </w:r>
+      <w:proofErr w:type="spellStart"/>
+      <w:r>
+        <w:t>create</w:t>
+      </w:r>
+      <w:proofErr w:type="spellEnd"/>
+      <w:r>
+        <w:t xml:space="preserve"> </w:t>
+      </w:r>
+      <w:proofErr w:type="spellStart"/>
+      <w:r>
+        <w:t>mode</w:t>
+      </w:r>
+      <w:proofErr w:type="spellEnd"/>
+      <w:r>
+        <w:t xml:space="preserve"> 100644 Lenguaje de marcas/</w:t>
+      </w:r>
+      <w:proofErr w:type="spellStart"/>
+      <w:r>
+        <w:t>Assets</w:t>
+      </w:r>
+      <w:proofErr w:type="spellEnd"/>
+      <w:r>
+        <w:t>/</w:t>
+      </w:r>
+      <w:proofErr w:type="spellStart"/>
+      <w:r>
+        <w:t>img</w:t>
+      </w:r>
+      <w:proofErr w:type="spellEnd"/>
+      <w:r>
+        <w:t>/</w:t>
+      </w:r>
+      <w:proofErr w:type="spellStart"/>
+      <w:r>
+        <w:t>RALLY.jfif</w:t>
+      </w:r>
+      <w:proofErr w:type="spellEnd"/>
+    </w:p>
+    <w:p>
+      <w:r>
+        <w:t> </w:t>
+      </w:r>
+      <w:proofErr w:type="spellStart"/>
+      <w:r>
+        <w:t>create</w:t>
+      </w:r>
+      <w:proofErr w:type="spellEnd"/>
+      <w:r>
+        <w:t xml:space="preserve"> </w:t>
+      </w:r>
+      <w:proofErr w:type="spellStart"/>
+      <w:r>
+        <w:t>mode</w:t>
+      </w:r>
+      <w:proofErr w:type="spellEnd"/>
+      <w:r>
+        <w:t xml:space="preserve"> 100644 Lenguaje de marcas/</w:t>
+      </w:r>
+      <w:proofErr w:type="spellStart"/>
+      <w:r>
+        <w:t>Assets</w:t>
+      </w:r>
+      <w:proofErr w:type="spellEnd"/>
+      <w:r>
+        <w:t>/</w:t>
+      </w:r>
+      <w:proofErr w:type="spellStart"/>
+      <w:r>
+        <w:t>img</w:t>
+      </w:r>
+      <w:proofErr w:type="spellEnd"/>
+      <w:r>
+        <w:t>/</w:t>
+      </w:r>
+      <w:proofErr w:type="spellStart"/>
+      <w:r>
+        <w:t>REYLEON.jfif</w:t>
+      </w:r>
+      <w:proofErr w:type="spellEnd"/>
+    </w:p>
+    <w:p>
+      <w:r>
+        <w:t> </w:t>
+      </w:r>
+      <w:proofErr w:type="spellStart"/>
+      <w:r>
+        <w:t>create</w:t>
+      </w:r>
+      <w:proofErr w:type="spellEnd"/>
+      <w:r>
+        <w:t xml:space="preserve"> </w:t>
+      </w:r>
+      <w:proofErr w:type="spellStart"/>
+      <w:r>
+        <w:t>mode</w:t>
+      </w:r>
+      <w:proofErr w:type="spellEnd"/>
+      <w:r>
+        <w:t xml:space="preserve"> 100644 Lenguaje de marcas/</w:t>
+      </w:r>
+      <w:proofErr w:type="spellStart"/>
+      <w:r>
+        <w:t>Assets</w:t>
+      </w:r>
+      <w:proofErr w:type="spellEnd"/>
+      <w:r>
+        <w:t>/</w:t>
+      </w:r>
+      <w:proofErr w:type="spellStart"/>
+      <w:r>
+        <w:t>img</w:t>
+      </w:r>
+      <w:proofErr w:type="spellEnd"/>
+      <w:r>
+        <w:t>/</w:t>
+      </w:r>
+      <w:proofErr w:type="spellStart"/>
+      <w:r>
+        <w:t>SANXUAN.jfif</w:t>
+      </w:r>
+      <w:proofErr w:type="spellEnd"/>
+    </w:p>
+    <w:p>
+      <w:r>
+        <w:t> </w:t>
+      </w:r>
+      <w:proofErr w:type="spellStart"/>
+      <w:r>
+        <w:t>create</w:t>
+      </w:r>
+      <w:proofErr w:type="spellEnd"/>
+      <w:r>
+        <w:t xml:space="preserve"> </w:t>
+      </w:r>
+      <w:proofErr w:type="spellStart"/>
+      <w:r>
+        <w:t>mode</w:t>
+      </w:r>
+      <w:proofErr w:type="spellEnd"/>
+      <w:r>
+        <w:t xml:space="preserve"> 100644 Lenguaje de marcas/</w:t>
+      </w:r>
+      <w:proofErr w:type="spellStart"/>
+      <w:r>
+        <w:t>Assets</w:t>
+      </w:r>
+      <w:proofErr w:type="spellEnd"/>
+      <w:r>
+        <w:t>/</w:t>
+      </w:r>
+      <w:proofErr w:type="spellStart"/>
+      <w:r>
+        <w:t>img</w:t>
+      </w:r>
+      <w:proofErr w:type="spellEnd"/>
+      <w:r>
+        <w:t>/</w:t>
+      </w:r>
+      <w:proofErr w:type="spellStart"/>
+      <w:r>
+        <w:t>SELLA.jfif</w:t>
+      </w:r>
+      <w:proofErr w:type="spellEnd"/>
+    </w:p>
+    <w:p>
+      <w:r>
+        <w:t> </w:t>
+      </w:r>
+      <w:proofErr w:type="spellStart"/>
+      <w:r>
+        <w:t>create</w:t>
+      </w:r>
+      <w:proofErr w:type="spellEnd"/>
+      <w:r>
+        <w:t xml:space="preserve"> </w:t>
+      </w:r>
+      <w:proofErr w:type="spellStart"/>
+      <w:r>
+        <w:t>mode</w:t>
+      </w:r>
+      <w:proofErr w:type="spellEnd"/>
+      <w:r>
+        <w:t xml:space="preserve"> 100644 Lenguaje de marcas/</w:t>
+      </w:r>
+      <w:proofErr w:type="spellStart"/>
+      <w:r>
+        <w:t>Assets</w:t>
+      </w:r>
+      <w:proofErr w:type="spellEnd"/>
+      <w:r>
+        <w:t>/</w:t>
+      </w:r>
+      <w:proofErr w:type="spellStart"/>
+      <w:r>
+        <w:t>img</w:t>
+      </w:r>
+      <w:proofErr w:type="spellEnd"/>
+      <w:r>
+        <w:t>/</w:t>
+      </w:r>
+      <w:proofErr w:type="spellStart"/>
+      <w:r>
+        <w:t>SIDRA.jfif</w:t>
+      </w:r>
+      <w:proofErr w:type="spellEnd"/>
+    </w:p>
+    <w:p>
+      <w:r>
+        <w:t> </w:t>
+      </w:r>
+      <w:proofErr w:type="spellStart"/>
+      <w:r>
+        <w:t>create</w:t>
+      </w:r>
+      <w:proofErr w:type="spellEnd"/>
+      <w:r>
+        <w:t xml:space="preserve"> </w:t>
+      </w:r>
+      <w:proofErr w:type="spellStart"/>
+      <w:r>
+        <w:t>mode</w:t>
+      </w:r>
+      <w:proofErr w:type="spellEnd"/>
+      <w:r>
+        <w:t xml:space="preserve"> 100644 Lenguaje de marcas/</w:t>
+      </w:r>
+      <w:proofErr w:type="spellStart"/>
+      <w:r>
+        <w:t>Assets</w:t>
+      </w:r>
+      <w:proofErr w:type="spellEnd"/>
+      <w:r>
+        <w:t>/</w:t>
+      </w:r>
+      <w:proofErr w:type="spellStart"/>
+      <w:r>
+        <w:t>img</w:t>
+      </w:r>
+      <w:proofErr w:type="spellEnd"/>
+      <w:r>
+        <w:t>/TEATRO-</w:t>
+      </w:r>
+      <w:proofErr w:type="spellStart"/>
+      <w:r>
+        <w:t>LANGREO.jfif</w:t>
+      </w:r>
+      <w:proofErr w:type="spellEnd"/>
+    </w:p>
+    <w:p>
+      <w:r>
+        <w:t> </w:t>
+      </w:r>
+      <w:proofErr w:type="spellStart"/>
+      <w:r>
+        <w:t>create</w:t>
+      </w:r>
+      <w:proofErr w:type="spellEnd"/>
+      <w:r>
+        <w:t xml:space="preserve"> </w:t>
+      </w:r>
+      <w:proofErr w:type="spellStart"/>
+      <w:r>
+        <w:t>mode</w:t>
+      </w:r>
+      <w:proofErr w:type="spellEnd"/>
+      <w:r>
+        <w:t xml:space="preserve"> 100644 Lenguaje de marcas/</w:t>
+      </w:r>
+      <w:proofErr w:type="spellStart"/>
+      <w:r>
+        <w:t>Assets</w:t>
+      </w:r>
+      <w:proofErr w:type="spellEnd"/>
+      <w:r>
+        <w:t>/</w:t>
+      </w:r>
+      <w:proofErr w:type="spellStart"/>
+      <w:r>
+        <w:t>img</w:t>
+      </w:r>
+      <w:proofErr w:type="spellEnd"/>
+      <w:r>
+        <w:t>/</w:t>
+      </w:r>
+      <w:proofErr w:type="spellStart"/>
+      <w:r>
+        <w:t>TOSCA.jfif</w:t>
+      </w:r>
+      <w:proofErr w:type="spellEnd"/>
+    </w:p>
+    <w:p>
+      <w:r>
+        <w:t> </w:t>
+      </w:r>
+      <w:proofErr w:type="spellStart"/>
+      <w:r>
+        <w:t>create</w:t>
+      </w:r>
+      <w:proofErr w:type="spellEnd"/>
+      <w:r>
+        <w:t xml:space="preserve"> </w:t>
+      </w:r>
+      <w:proofErr w:type="spellStart"/>
+      <w:r>
+        <w:t>mode</w:t>
+      </w:r>
+      <w:proofErr w:type="spellEnd"/>
+      <w:r>
+        <w:t xml:space="preserve"> 100644 Lenguaje de marcas/</w:t>
+      </w:r>
+      <w:proofErr w:type="spellStart"/>
+      <w:r>
+        <w:t>Assets</w:t>
+      </w:r>
+      <w:proofErr w:type="spellEnd"/>
+      <w:r>
+        <w:t>/</w:t>
+      </w:r>
+      <w:proofErr w:type="spellStart"/>
+      <w:r>
+        <w:t>img</w:t>
+      </w:r>
+      <w:proofErr w:type="spellEnd"/>
+      <w:r>
+        <w:t>/aitana.png</w:t>
+      </w:r>
+    </w:p>
+    <w:p>
+      <w:r>
+        <w:t> </w:t>
+      </w:r>
+      <w:proofErr w:type="spellStart"/>
+      <w:r>
+        <w:t>create</w:t>
+      </w:r>
+      <w:proofErr w:type="spellEnd"/>
+      <w:r>
+        <w:t xml:space="preserve"> </w:t>
+      </w:r>
+      <w:proofErr w:type="spellStart"/>
+      <w:r>
+        <w:t>mode</w:t>
+      </w:r>
+      <w:proofErr w:type="spellEnd"/>
+      <w:r>
+        <w:t xml:space="preserve"> 100644 Lenguaje de marcas/</w:t>
+      </w:r>
+      <w:proofErr w:type="spellStart"/>
+      <w:r>
+        <w:t>Assets</w:t>
+      </w:r>
+      <w:proofErr w:type="spellEnd"/>
+      <w:r>
+        <w:t>/</w:t>
+      </w:r>
+      <w:proofErr w:type="spellStart"/>
+      <w:r>
+        <w:t>img</w:t>
+      </w:r>
+      <w:proofErr w:type="spellEnd"/>
+      <w:r>
+        <w:t>/</w:t>
+      </w:r>
+      <w:proofErr w:type="spellStart"/>
+      <w:r>
+        <w:t>atour.jfif</w:t>
+      </w:r>
+      <w:proofErr w:type="spellEnd"/>
+    </w:p>
+    <w:p>
+      <w:r>
+        <w:t> </w:t>
+      </w:r>
+      <w:proofErr w:type="spellStart"/>
+      <w:r>
+        <w:t>create</w:t>
+      </w:r>
+      <w:proofErr w:type="spellEnd"/>
+      <w:r>
+        <w:t xml:space="preserve"> </w:t>
+      </w:r>
+      <w:proofErr w:type="spellStart"/>
+      <w:r>
+        <w:t>mode</w:t>
+      </w:r>
+      <w:proofErr w:type="spellEnd"/>
+      <w:r>
+        <w:t xml:space="preserve"> 100644 "Lenguaje de marcas/</w:t>
+      </w:r>
+      <w:proofErr w:type="spellStart"/>
+      <w:r>
+        <w:t>Assets</w:t>
+      </w:r>
+      <w:proofErr w:type="spellEnd"/>
+      <w:r>
+        <w:t>/</w:t>
+      </w:r>
+      <w:proofErr w:type="spellStart"/>
+      <w:r>
+        <w:t>img</w:t>
+      </w:r>
+      <w:proofErr w:type="spellEnd"/>
+      <w:r>
+        <w:t>/a\303\261o.jfif"</w:t>
+      </w:r>
+    </w:p>
+    <w:p>
+      <w:r>
+        <w:t> </w:t>
+      </w:r>
+      <w:proofErr w:type="spellStart"/>
+      <w:r>
+        <w:t>create</w:t>
+      </w:r>
+      <w:proofErr w:type="spellEnd"/>
+      <w:r>
+        <w:t xml:space="preserve"> </w:t>
+      </w:r>
+      <w:proofErr w:type="spellStart"/>
+      <w:r>
+        <w:t>mode</w:t>
+      </w:r>
+      <w:proofErr w:type="spellEnd"/>
+      <w:r>
+        <w:t xml:space="preserve"> 100644 "Lenguaje de marcas/</w:t>
+      </w:r>
+      <w:proofErr w:type="spellStart"/>
+      <w:r>
+        <w:t>Assets</w:t>
+      </w:r>
+      <w:proofErr w:type="spellEnd"/>
+      <w:r>
+        <w:t>/</w:t>
+      </w:r>
+      <w:proofErr w:type="spellStart"/>
+      <w:r>
+        <w:t>img</w:t>
+      </w:r>
+      <w:proofErr w:type="spellEnd"/>
+      <w:r>
+        <w:t>/a\303\261o2.jfif"</w:t>
+      </w:r>
+    </w:p>
+    <w:p>
+      <w:r>
+        <w:t> </w:t>
+      </w:r>
+      <w:proofErr w:type="spellStart"/>
+      <w:r>
+        <w:t>create</w:t>
+      </w:r>
+      <w:proofErr w:type="spellEnd"/>
+      <w:r>
+        <w:t xml:space="preserve"> </w:t>
+      </w:r>
+      <w:proofErr w:type="spellStart"/>
+      <w:r>
+        <w:t>mode</w:t>
+      </w:r>
+      <w:proofErr w:type="spellEnd"/>
+      <w:r>
+        <w:t xml:space="preserve"> 100644 Lenguaje de marcas/</w:t>
+      </w:r>
+      <w:proofErr w:type="spellStart"/>
+      <w:r>
+        <w:t>Assets</w:t>
+      </w:r>
+      <w:proofErr w:type="spellEnd"/>
+      <w:r>
+        <w:t>/</w:t>
+      </w:r>
+      <w:proofErr w:type="spellStart"/>
+      <w:r>
+        <w:t>img</w:t>
+      </w:r>
+      <w:proofErr w:type="spellEnd"/>
+      <w:r>
+        <w:t>/</w:t>
+      </w:r>
+      <w:proofErr w:type="spellStart"/>
+      <w:r>
+        <w:t>bollo.jfif</w:t>
+      </w:r>
+      <w:proofErr w:type="spellEnd"/>
+    </w:p>
+    <w:p>
+      <w:r>
+        <w:t> </w:t>
+      </w:r>
+      <w:proofErr w:type="spellStart"/>
+      <w:r>
+        <w:t>create</w:t>
+      </w:r>
+      <w:proofErr w:type="spellEnd"/>
+      <w:r>
+        <w:t xml:space="preserve"> </w:t>
+      </w:r>
+      <w:proofErr w:type="spellStart"/>
+      <w:r>
+        <w:t>mode</w:t>
+      </w:r>
+      <w:proofErr w:type="spellEnd"/>
+      <w:r>
+        <w:t xml:space="preserve"> 100644 Lenguaje de marcas/</w:t>
+      </w:r>
+      <w:proofErr w:type="spellStart"/>
+      <w:r>
+        <w:t>Assets</w:t>
+      </w:r>
+      <w:proofErr w:type="spellEnd"/>
+      <w:r>
+        <w:t>/</w:t>
+      </w:r>
+      <w:proofErr w:type="spellStart"/>
+      <w:r>
+        <w:t>img</w:t>
+      </w:r>
+      <w:proofErr w:type="spellEnd"/>
+      <w:r>
+        <w:t>/bollo2.jfif</w:t>
+      </w:r>
+    </w:p>
+    <w:p>
+      <w:r>
+        <w:t> </w:t>
+      </w:r>
+      <w:proofErr w:type="spellStart"/>
+      <w:r>
+        <w:t>create</w:t>
+      </w:r>
+      <w:proofErr w:type="spellEnd"/>
+      <w:r>
+        <w:t xml:space="preserve"> </w:t>
+      </w:r>
+      <w:proofErr w:type="spellStart"/>
+      <w:r>
+        <w:t>mode</w:t>
+      </w:r>
+      <w:proofErr w:type="spellEnd"/>
+      <w:r>
+        <w:t xml:space="preserve"> 100644 Lenguaje de marcas/</w:t>
+      </w:r>
+      <w:proofErr w:type="spellStart"/>
+      <w:r>
+        <w:t>Assets</w:t>
+      </w:r>
+      <w:proofErr w:type="spellEnd"/>
+      <w:r>
+        <w:t>/</w:t>
+      </w:r>
+      <w:proofErr w:type="spellStart"/>
+      <w:r>
+        <w:t>img</w:t>
+      </w:r>
+      <w:proofErr w:type="spellEnd"/>
+      <w:r>
+        <w:t>/celestina.jpg</w:t>
+      </w:r>
+    </w:p>
+    <w:p>
+      <w:r>
+        <w:t> </w:t>
+      </w:r>
+      <w:proofErr w:type="spellStart"/>
+      <w:r>
+        <w:t>create</w:t>
+      </w:r>
+      <w:proofErr w:type="spellEnd"/>
+      <w:r>
+        <w:t xml:space="preserve"> </w:t>
+      </w:r>
+      <w:proofErr w:type="spellStart"/>
+      <w:r>
+        <w:t>mode</w:t>
+      </w:r>
+      <w:proofErr w:type="spellEnd"/>
+      <w:r>
+        <w:t xml:space="preserve"> 100644 Lenguaje de marcas/</w:t>
+      </w:r>
+      <w:proofErr w:type="spellStart"/>
+      <w:r>
+        <w:t>Assets</w:t>
+      </w:r>
+      <w:proofErr w:type="spellEnd"/>
+      <w:r>
+        <w:t>/</w:t>
+      </w:r>
+      <w:proofErr w:type="spellStart"/>
+      <w:r>
+        <w:t>img</w:t>
+      </w:r>
+      <w:proofErr w:type="spellEnd"/>
+      <w:r>
+        <w:t>/</w:t>
+      </w:r>
+      <w:proofErr w:type="spellStart"/>
+      <w:r>
+        <w:t>circosol.jfif</w:t>
+      </w:r>
+      <w:proofErr w:type="spellEnd"/>
+    </w:p>
+    <w:p>
+      <w:r>
+        <w:t> </w:t>
+      </w:r>
+      <w:proofErr w:type="spellStart"/>
+      <w:r>
+        <w:t>create</w:t>
+      </w:r>
+      <w:proofErr w:type="spellEnd"/>
+      <w:r>
+        <w:t xml:space="preserve"> </w:t>
+      </w:r>
+      <w:proofErr w:type="spellStart"/>
+      <w:r>
+        <w:t>mode</w:t>
+      </w:r>
+      <w:proofErr w:type="spellEnd"/>
+      <w:r>
+        <w:t xml:space="preserve"> 100644 Lenguaje de marcas/</w:t>
+      </w:r>
+      <w:proofErr w:type="spellStart"/>
+      <w:r>
+        <w:t>Assets</w:t>
+      </w:r>
+      <w:proofErr w:type="spellEnd"/>
+      <w:r>
+        <w:t>/</w:t>
+      </w:r>
+      <w:proofErr w:type="spellStart"/>
+      <w:r>
+        <w:t>img</w:t>
+      </w:r>
+      <w:proofErr w:type="spellEnd"/>
+      <w:r>
+        <w:t>/circosol2.jfif</w:t>
+      </w:r>
+    </w:p>
+    <w:p>
+      <w:r>
+        <w:t> </w:t>
+      </w:r>
+      <w:proofErr w:type="spellStart"/>
+      <w:r>
+        <w:t>create</w:t>
+      </w:r>
+      <w:proofErr w:type="spellEnd"/>
+      <w:r>
+        <w:t xml:space="preserve"> </w:t>
+      </w:r>
+      <w:proofErr w:type="spellStart"/>
+      <w:r>
+        <w:t>mode</w:t>
+      </w:r>
+      <w:proofErr w:type="spellEnd"/>
+      <w:r>
+        <w:t xml:space="preserve"> 100644 Lenguaje de marcas/</w:t>
+      </w:r>
+      <w:proofErr w:type="spellStart"/>
+      <w:r>
+        <w:t>Assets</w:t>
+      </w:r>
+      <w:proofErr w:type="spellEnd"/>
+      <w:r>
+        <w:t>/</w:t>
+      </w:r>
+      <w:proofErr w:type="spellStart"/>
+      <w:r>
+        <w:t>img</w:t>
+      </w:r>
+      <w:proofErr w:type="spellEnd"/>
+      <w:r>
+        <w:t>/comic.jpg</w:t>
+      </w:r>
+    </w:p>
+    <w:p>
+      <w:r>
+        <w:t> </w:t>
+      </w:r>
+      <w:proofErr w:type="spellStart"/>
+      <w:r>
+        <w:t>create</w:t>
+      </w:r>
+      <w:proofErr w:type="spellEnd"/>
+      <w:r>
+        <w:t xml:space="preserve"> </w:t>
+      </w:r>
+      <w:proofErr w:type="spellStart"/>
+      <w:r>
+        <w:t>mode</w:t>
+      </w:r>
+      <w:proofErr w:type="spellEnd"/>
+      <w:r>
+        <w:t xml:space="preserve"> 100644 Lenguaje de marcas/</w:t>
+      </w:r>
+      <w:proofErr w:type="spellStart"/>
+      <w:r>
+        <w:t>Assets</w:t>
+      </w:r>
+      <w:proofErr w:type="spellEnd"/>
+      <w:r>
+        <w:t>/</w:t>
+      </w:r>
+      <w:proofErr w:type="spellStart"/>
+      <w:r>
+        <w:t>img</w:t>
+      </w:r>
+      <w:proofErr w:type="spellEnd"/>
+      <w:r>
+        <w:t>/comic2.jfif</w:t>
+      </w:r>
+    </w:p>
+    <w:p>
+      <w:r>
+        <w:t> </w:t>
+      </w:r>
+      <w:proofErr w:type="spellStart"/>
+      <w:r>
+        <w:t>create</w:t>
+      </w:r>
+      <w:proofErr w:type="spellEnd"/>
+      <w:r>
+        <w:t xml:space="preserve"> </w:t>
+      </w:r>
+      <w:proofErr w:type="spellStart"/>
+      <w:r>
+        <w:t>mode</w:t>
+      </w:r>
+      <w:proofErr w:type="spellEnd"/>
+      <w:r>
+        <w:t xml:space="preserve"> 100644 Lenguaje de marcas/</w:t>
+      </w:r>
+      <w:proofErr w:type="spellStart"/>
+      <w:r>
+        <w:t>Assets</w:t>
+      </w:r>
+      <w:proofErr w:type="spellEnd"/>
+      <w:r>
+        <w:t>/</w:t>
+      </w:r>
+      <w:proofErr w:type="spellStart"/>
+      <w:r>
+        <w:t>img</w:t>
+      </w:r>
+      <w:proofErr w:type="spellEnd"/>
+      <w:r>
+        <w:t>/covadonga.jpg</w:t>
+      </w:r>
+    </w:p>
+    <w:p>
+      <w:r>
+        <w:t> </w:t>
+      </w:r>
+      <w:proofErr w:type="spellStart"/>
+      <w:r>
+        <w:t>create</w:t>
+      </w:r>
+      <w:proofErr w:type="spellEnd"/>
+      <w:r>
+        <w:t xml:space="preserve"> </w:t>
+      </w:r>
+      <w:proofErr w:type="spellStart"/>
+      <w:r>
+        <w:t>mode</w:t>
+      </w:r>
+      <w:proofErr w:type="spellEnd"/>
+      <w:r>
+        <w:t xml:space="preserve"> 100644 Lenguaje de marcas/</w:t>
+      </w:r>
+      <w:proofErr w:type="spellStart"/>
+      <w:r>
+        <w:t>Assets</w:t>
+      </w:r>
+      <w:proofErr w:type="spellEnd"/>
+      <w:r>
+        <w:t>/</w:t>
+      </w:r>
+      <w:proofErr w:type="spellStart"/>
+      <w:r>
+        <w:t>img</w:t>
+      </w:r>
+      <w:proofErr w:type="spellEnd"/>
+      <w:r>
+        <w:t>/</w:t>
+      </w:r>
+      <w:proofErr w:type="spellStart"/>
+      <w:r>
+        <w:t>dali.jfif</w:t>
+      </w:r>
+      <w:proofErr w:type="spellEnd"/>
+    </w:p>
+    <w:p>
+      <w:r>
+        <w:t> </w:t>
+      </w:r>
+      <w:proofErr w:type="spellStart"/>
+      <w:r>
+        <w:t>create</w:t>
+      </w:r>
+      <w:proofErr w:type="spellEnd"/>
+      <w:r>
+        <w:t xml:space="preserve"> </w:t>
+      </w:r>
+      <w:proofErr w:type="spellStart"/>
+      <w:r>
+        <w:t>mode</w:t>
+      </w:r>
+      <w:proofErr w:type="spellEnd"/>
+      <w:r>
+        <w:t xml:space="preserve"> 100644 Lenguaje de marcas/</w:t>
+      </w:r>
+      <w:proofErr w:type="spellStart"/>
+      <w:r>
+        <w:t>Assets</w:t>
+      </w:r>
+      <w:proofErr w:type="spellEnd"/>
+      <w:r>
+        <w:t>/</w:t>
+      </w:r>
+      <w:proofErr w:type="spellStart"/>
+      <w:r>
+        <w:t>img</w:t>
+      </w:r>
+      <w:proofErr w:type="spellEnd"/>
+      <w:r>
+        <w:t>/dali2.jfif</w:t>
+      </w:r>
+    </w:p>
+    <w:p>
+      <w:r>
+        <w:t> </w:t>
+      </w:r>
+      <w:proofErr w:type="spellStart"/>
+      <w:r>
+        <w:t>create</w:t>
+      </w:r>
+      <w:proofErr w:type="spellEnd"/>
+      <w:r>
+        <w:t xml:space="preserve"> </w:t>
+      </w:r>
+      <w:proofErr w:type="spellStart"/>
+      <w:r>
+        <w:t>mode</w:t>
+      </w:r>
+      <w:proofErr w:type="spellEnd"/>
+      <w:r>
+        <w:t xml:space="preserve"> 100644 Lenguaje de marcas/</w:t>
+      </w:r>
+      <w:proofErr w:type="spellStart"/>
+      <w:r>
+        <w:t>Assets</w:t>
+      </w:r>
+      <w:proofErr w:type="spellEnd"/>
+      <w:r>
+        <w:t>/</w:t>
+      </w:r>
+      <w:proofErr w:type="spellStart"/>
+      <w:r>
+        <w:t>img</w:t>
+      </w:r>
+      <w:proofErr w:type="spellEnd"/>
+      <w:r>
+        <w:t>/ferialibro.png</w:t>
+      </w:r>
+    </w:p>
+    <w:p>
+      <w:r>
+        <w:t> </w:t>
+      </w:r>
+      <w:proofErr w:type="spellStart"/>
+      <w:r>
+        <w:t>create</w:t>
+      </w:r>
+      <w:proofErr w:type="spellEnd"/>
+      <w:r>
+        <w:t xml:space="preserve"> </w:t>
+      </w:r>
+      <w:proofErr w:type="spellStart"/>
+      <w:r>
+        <w:t>mode</w:t>
+      </w:r>
+      <w:proofErr w:type="spellEnd"/>
+      <w:r>
+        <w:t xml:space="preserve"> 100644 Lenguaje de marcas/</w:t>
+      </w:r>
+      <w:proofErr w:type="spellStart"/>
+      <w:r>
+        <w:t>Assets</w:t>
+      </w:r>
+      <w:proofErr w:type="spellEnd"/>
+      <w:r>
+        <w:t>/</w:t>
+      </w:r>
+      <w:proofErr w:type="spellStart"/>
+      <w:r>
+        <w:t>img</w:t>
+      </w:r>
+      <w:proofErr w:type="spellEnd"/>
+      <w:r>
+        <w:t>/ferialibro2.jfif</w:t>
+      </w:r>
+    </w:p>
+    <w:p>
+      <w:r>
+        <w:t> </w:t>
+      </w:r>
+      <w:proofErr w:type="spellStart"/>
+      <w:r>
+        <w:t>create</w:t>
+      </w:r>
+      <w:proofErr w:type="spellEnd"/>
+      <w:r>
+        <w:t xml:space="preserve"> </w:t>
+      </w:r>
+      <w:proofErr w:type="spellStart"/>
+      <w:r>
+        <w:t>mode</w:t>
+      </w:r>
+      <w:proofErr w:type="spellEnd"/>
+      <w:r>
+        <w:t xml:space="preserve"> 100644 Lenguaje de marcas/</w:t>
+      </w:r>
+      <w:proofErr w:type="spellStart"/>
+      <w:r>
+        <w:t>Assets</w:t>
+      </w:r>
+      <w:proofErr w:type="spellEnd"/>
+      <w:r>
+        <w:t>/</w:t>
+      </w:r>
+      <w:proofErr w:type="spellStart"/>
+      <w:r>
+        <w:t>img</w:t>
+      </w:r>
+      <w:proofErr w:type="spellEnd"/>
+      <w:r>
+        <w:t>/festivalcine.htm</w:t>
+      </w:r>
+    </w:p>
+    <w:p>
+      <w:r>
+        <w:t> </w:t>
+      </w:r>
+      <w:proofErr w:type="spellStart"/>
+      <w:r>
+        <w:t>create</w:t>
+      </w:r>
+      <w:proofErr w:type="spellEnd"/>
+      <w:r>
+        <w:t xml:space="preserve"> </w:t>
+      </w:r>
+      <w:proofErr w:type="spellStart"/>
+      <w:r>
+        <w:t>mode</w:t>
+      </w:r>
+      <w:proofErr w:type="spellEnd"/>
+      <w:r>
+        <w:t xml:space="preserve"> 100644 Lenguaje de marcas/</w:t>
+      </w:r>
+      <w:proofErr w:type="spellStart"/>
+      <w:r>
+        <w:t>Assets</w:t>
+      </w:r>
+      <w:proofErr w:type="spellEnd"/>
+      <w:r>
+        <w:t>/</w:t>
+      </w:r>
+      <w:proofErr w:type="spellStart"/>
+      <w:r>
+        <w:t>img</w:t>
+      </w:r>
+      <w:proofErr w:type="spellEnd"/>
+      <w:r>
+        <w:t>/</w:t>
+      </w:r>
+      <w:proofErr w:type="spellStart"/>
+      <w:r>
+        <w:t>festivalcine.jfif</w:t>
+      </w:r>
+      <w:proofErr w:type="spellEnd"/>
+    </w:p>
+    <w:p>
+      <w:r>
+        <w:t> </w:t>
+      </w:r>
+      <w:proofErr w:type="spellStart"/>
+      <w:r>
+        <w:t>create</w:t>
+      </w:r>
+      <w:proofErr w:type="spellEnd"/>
+      <w:r>
+        <w:t xml:space="preserve"> </w:t>
+      </w:r>
+      <w:proofErr w:type="spellStart"/>
+      <w:r>
+        <w:t>mode</w:t>
+      </w:r>
+      <w:proofErr w:type="spellEnd"/>
+      <w:r>
+        <w:t xml:space="preserve"> 100644 Lenguaje de marcas/</w:t>
+      </w:r>
+      <w:proofErr w:type="spellStart"/>
+      <w:r>
+        <w:t>Assets</w:t>
+      </w:r>
+      <w:proofErr w:type="spellEnd"/>
+      <w:r>
+        <w:t>/</w:t>
+      </w:r>
+      <w:proofErr w:type="spellStart"/>
+      <w:r>
+        <w:t>img</w:t>
+      </w:r>
+      <w:proofErr w:type="spellEnd"/>
+      <w:r>
+        <w:t>/festivalcine2.jfif</w:t>
+      </w:r>
+    </w:p>
+    <w:p>
+      <w:r>
+        <w:t> </w:t>
+      </w:r>
+      <w:proofErr w:type="spellStart"/>
+      <w:r>
+        <w:t>create</w:t>
+      </w:r>
+      <w:proofErr w:type="spellEnd"/>
+      <w:r>
+        <w:t xml:space="preserve"> </w:t>
+      </w:r>
+      <w:proofErr w:type="spellStart"/>
+      <w:r>
+        <w:t>mode</w:t>
+      </w:r>
+      <w:proofErr w:type="spellEnd"/>
+      <w:r>
+        <w:t xml:space="preserve"> 100644 Lenguaje de marcas/</w:t>
+      </w:r>
+      <w:proofErr w:type="spellStart"/>
+      <w:r>
+        <w:t>Assets</w:t>
+      </w:r>
+      <w:proofErr w:type="spellEnd"/>
+      <w:r>
+        <w:t>/</w:t>
+      </w:r>
+      <w:proofErr w:type="spellStart"/>
+      <w:r>
+        <w:t>img</w:t>
+      </w:r>
+      <w:proofErr w:type="spellEnd"/>
+      <w:r>
+        <w:t>/</w:t>
+      </w:r>
+      <w:proofErr w:type="spellStart"/>
+      <w:r>
+        <w:t>gijon-sound.jfif</w:t>
+      </w:r>
+      <w:proofErr w:type="spellEnd"/>
+    </w:p>
+    <w:p>
+      <w:r>
+        <w:lastRenderedPageBreak/>
+        <w:t> </w:t>
+      </w:r>
+      <w:proofErr w:type="spellStart"/>
+      <w:r>
+        <w:t>create</w:t>
+      </w:r>
+      <w:proofErr w:type="spellEnd"/>
+      <w:r>
+        <w:t xml:space="preserve"> </w:t>
+      </w:r>
+      <w:proofErr w:type="spellStart"/>
+      <w:r>
+        <w:t>mode</w:t>
+      </w:r>
+      <w:proofErr w:type="spellEnd"/>
+      <w:r>
+        <w:t xml:space="preserve"> 100644 Lenguaje de marcas/</w:t>
+      </w:r>
+      <w:proofErr w:type="spellStart"/>
+      <w:r>
+        <w:t>Assets</w:t>
+      </w:r>
+      <w:proofErr w:type="spellEnd"/>
+      <w:r>
+        <w:t>/</w:t>
+      </w:r>
+      <w:proofErr w:type="spellStart"/>
+      <w:r>
+        <w:t>img</w:t>
+      </w:r>
+      <w:proofErr w:type="spellEnd"/>
+      <w:r>
+        <w:t>/hamlet.jpg</w:t>
+      </w:r>
+    </w:p>
+    <w:p>
+      <w:r>
+        <w:t> </w:t>
+      </w:r>
+      <w:proofErr w:type="spellStart"/>
+      <w:r>
+        <w:t>create</w:t>
+      </w:r>
+      <w:proofErr w:type="spellEnd"/>
+      <w:r>
+        <w:t xml:space="preserve"> </w:t>
+      </w:r>
+      <w:proofErr w:type="spellStart"/>
+      <w:r>
+        <w:t>mode</w:t>
+      </w:r>
+      <w:proofErr w:type="spellEnd"/>
+      <w:r>
+        <w:t xml:space="preserve"> 100644 Lenguaje de marcas/</w:t>
+      </w:r>
+      <w:proofErr w:type="spellStart"/>
+      <w:r>
+        <w:t>Assets</w:t>
+      </w:r>
+      <w:proofErr w:type="spellEnd"/>
+      <w:r>
+        <w:t>/</w:t>
+      </w:r>
+      <w:proofErr w:type="spellStart"/>
+      <w:r>
+        <w:t>img</w:t>
+      </w:r>
+      <w:proofErr w:type="spellEnd"/>
+      <w:r>
+        <w:t>/hamlet2.jfif</w:t>
+      </w:r>
+    </w:p>
+    <w:p>
+      <w:r>
+        <w:t> </w:t>
+      </w:r>
+      <w:proofErr w:type="spellStart"/>
+      <w:r>
+        <w:t>create</w:t>
+      </w:r>
+      <w:proofErr w:type="spellEnd"/>
+      <w:r>
+        <w:t xml:space="preserve"> </w:t>
+      </w:r>
+      <w:proofErr w:type="spellStart"/>
+      <w:r>
+        <w:t>mode</w:t>
+      </w:r>
+      <w:proofErr w:type="spellEnd"/>
+      <w:r>
+        <w:t xml:space="preserve"> 100644 Lenguaje de marcas/</w:t>
+      </w:r>
+      <w:proofErr w:type="spellStart"/>
+      <w:r>
+        <w:t>Assets</w:t>
+      </w:r>
+      <w:proofErr w:type="spellEnd"/>
+      <w:r>
+        <w:t>/</w:t>
+      </w:r>
+      <w:proofErr w:type="spellStart"/>
+      <w:r>
+        <w:t>img</w:t>
+      </w:r>
+      <w:proofErr w:type="spellEnd"/>
+      <w:r>
+        <w:t>/</w:t>
+      </w:r>
+      <w:proofErr w:type="spellStart"/>
+      <w:r>
+        <w:t>melendi.jfif</w:t>
+      </w:r>
+      <w:proofErr w:type="spellEnd"/>
+    </w:p>
+    <w:p>
+      <w:r>
+        <w:t> </w:t>
+      </w:r>
+      <w:proofErr w:type="spellStart"/>
+      <w:r>
+        <w:t>create</w:t>
+      </w:r>
+      <w:proofErr w:type="spellEnd"/>
+      <w:r>
+        <w:t xml:space="preserve"> </w:t>
+      </w:r>
+      <w:proofErr w:type="spellStart"/>
+      <w:r>
+        <w:t>mode</w:t>
+      </w:r>
+      <w:proofErr w:type="spellEnd"/>
+      <w:r>
+        <w:t xml:space="preserve"> 100644 Lenguaje de marcas/</w:t>
+      </w:r>
+      <w:proofErr w:type="spellStart"/>
+      <w:r>
+        <w:t>Assets</w:t>
+      </w:r>
+      <w:proofErr w:type="spellEnd"/>
+      <w:r>
+        <w:t>/</w:t>
+      </w:r>
+      <w:proofErr w:type="spellStart"/>
+      <w:r>
+        <w:t>img</w:t>
+      </w:r>
+      <w:proofErr w:type="spellEnd"/>
+      <w:r>
+        <w:t>/melendi2.jfif</w:t>
+      </w:r>
+    </w:p>
+    <w:p>
+      <w:r>
+        <w:t> </w:t>
+      </w:r>
+      <w:proofErr w:type="spellStart"/>
+      <w:r>
+        <w:t>create</w:t>
+      </w:r>
+      <w:proofErr w:type="spellEnd"/>
+      <w:r>
+        <w:t xml:space="preserve"> </w:t>
+      </w:r>
+      <w:proofErr w:type="spellStart"/>
+      <w:r>
+        <w:t>mode</w:t>
+      </w:r>
+      <w:proofErr w:type="spellEnd"/>
+      <w:r>
+        <w:t xml:space="preserve"> 100644 Lenguaje de marcas/</w:t>
+      </w:r>
+      <w:proofErr w:type="spellStart"/>
+      <w:r>
+        <w:t>Assets</w:t>
+      </w:r>
+      <w:proofErr w:type="spellEnd"/>
+      <w:r>
+        <w:t>/</w:t>
+      </w:r>
+      <w:proofErr w:type="spellStart"/>
+      <w:r>
+        <w:t>img</w:t>
+      </w:r>
+      <w:proofErr w:type="spellEnd"/>
+      <w:r>
+        <w:t>/</w:t>
+      </w:r>
+      <w:proofErr w:type="spellStart"/>
+      <w:r>
+        <w:t>miserables.jfif</w:t>
+      </w:r>
+      <w:proofErr w:type="spellEnd"/>
+    </w:p>
+    <w:p>
+      <w:r>
+        <w:t> </w:t>
+      </w:r>
+      <w:proofErr w:type="spellStart"/>
+      <w:r>
+        <w:t>create</w:t>
+      </w:r>
+      <w:proofErr w:type="spellEnd"/>
+      <w:r>
+        <w:t xml:space="preserve"> </w:t>
+      </w:r>
+      <w:proofErr w:type="spellStart"/>
+      <w:r>
+        <w:t>mode</w:t>
+      </w:r>
+      <w:proofErr w:type="spellEnd"/>
+      <w:r>
+        <w:t xml:space="preserve"> 100644 Lenguaje de marcas/</w:t>
+      </w:r>
+      <w:proofErr w:type="spellStart"/>
+      <w:r>
+        <w:t>Assets</w:t>
+      </w:r>
+      <w:proofErr w:type="spellEnd"/>
+      <w:r>
+        <w:t>/</w:t>
+      </w:r>
+      <w:proofErr w:type="spellStart"/>
+      <w:r>
+        <w:t>img</w:t>
+      </w:r>
+      <w:proofErr w:type="spellEnd"/>
+      <w:r>
+        <w:t>/</w:t>
+      </w:r>
+      <w:proofErr w:type="spellStart"/>
+      <w:r>
+        <w:t>morla.jfif</w:t>
+      </w:r>
+      <w:proofErr w:type="spellEnd"/>
+    </w:p>
+    <w:p>
+      <w:r>
+        <w:t> </w:t>
+      </w:r>
+      <w:proofErr w:type="spellStart"/>
+      <w:r>
+        <w:t>create</w:t>
+      </w:r>
+      <w:proofErr w:type="spellEnd"/>
+      <w:r>
+        <w:t xml:space="preserve"> </w:t>
+      </w:r>
+      <w:proofErr w:type="spellStart"/>
+      <w:r>
+        <w:t>mode</w:t>
+      </w:r>
+      <w:proofErr w:type="spellEnd"/>
+      <w:r>
+        <w:t xml:space="preserve"> 100644 Lenguaje de marcas/</w:t>
+      </w:r>
+      <w:proofErr w:type="spellStart"/>
+      <w:r>
+        <w:t>Assets</w:t>
+      </w:r>
+      <w:proofErr w:type="spellEnd"/>
+      <w:r>
+        <w:t>/</w:t>
+      </w:r>
+      <w:proofErr w:type="spellStart"/>
+      <w:r>
+        <w:t>img</w:t>
+      </w:r>
+      <w:proofErr w:type="spellEnd"/>
+      <w:r>
+        <w:t>/</w:t>
+      </w:r>
+      <w:proofErr w:type="spellStart"/>
+      <w:r>
+        <w:t>navidad.jfif</w:t>
+      </w:r>
+      <w:proofErr w:type="spellEnd"/>
+    </w:p>
+    <w:p>
+      <w:r>
+        <w:t> </w:t>
+      </w:r>
+      <w:proofErr w:type="spellStart"/>
+      <w:r>
+        <w:t>create</w:t>
+      </w:r>
+      <w:proofErr w:type="spellEnd"/>
+      <w:r>
+        <w:t xml:space="preserve"> </w:t>
+      </w:r>
+      <w:proofErr w:type="spellStart"/>
+      <w:r>
+        <w:t>mode</w:t>
+      </w:r>
+      <w:proofErr w:type="spellEnd"/>
+      <w:r>
+        <w:t xml:space="preserve"> 100644 Lenguaje de marcas/</w:t>
+      </w:r>
+      <w:proofErr w:type="spellStart"/>
+      <w:r>
+        <w:t>Assets</w:t>
+      </w:r>
+      <w:proofErr w:type="spellEnd"/>
+      <w:r>
+        <w:t>/</w:t>
+      </w:r>
+      <w:proofErr w:type="spellStart"/>
+      <w:r>
+        <w:t>img</w:t>
+      </w:r>
+      <w:proofErr w:type="spellEnd"/>
+      <w:r>
+        <w:t>/navidad2.jfif</w:t>
+      </w:r>
+    </w:p>
+    <w:p>
+      <w:r>
+        <w:t> </w:t>
+      </w:r>
+      <w:proofErr w:type="spellStart"/>
+      <w:r>
+        <w:t>create</w:t>
+      </w:r>
+      <w:proofErr w:type="spellEnd"/>
+      <w:r>
+        <w:t xml:space="preserve"> </w:t>
+      </w:r>
+      <w:proofErr w:type="spellStart"/>
+      <w:r>
+        <w:t>mode</w:t>
+      </w:r>
+      <w:proofErr w:type="spellEnd"/>
+      <w:r>
+        <w:t xml:space="preserve"> 100644 Lenguaje de marcas/</w:t>
+      </w:r>
+      <w:proofErr w:type="spellStart"/>
+      <w:r>
+        <w:t>Assets</w:t>
+      </w:r>
+      <w:proofErr w:type="spellEnd"/>
+      <w:r>
+        <w:t>/</w:t>
+      </w:r>
+      <w:proofErr w:type="spellStart"/>
+      <w:r>
+        <w:t>img</w:t>
+      </w:r>
+      <w:proofErr w:type="spellEnd"/>
+      <w:r>
+        <w:t>/puente.jpg</w:t>
+      </w:r>
+    </w:p>
+    <w:p>
+      <w:r>
+        <w:t> </w:t>
+      </w:r>
+      <w:proofErr w:type="spellStart"/>
+      <w:r>
+        <w:t>create</w:t>
+      </w:r>
+      <w:proofErr w:type="spellEnd"/>
+      <w:r>
+        <w:t xml:space="preserve"> </w:t>
+      </w:r>
+      <w:proofErr w:type="spellStart"/>
+      <w:r>
+        <w:t>mode</w:t>
+      </w:r>
+      <w:proofErr w:type="spellEnd"/>
+      <w:r>
+        <w:t xml:space="preserve"> 100644 Lenguaje de marcas/</w:t>
+      </w:r>
+      <w:proofErr w:type="spellStart"/>
+      <w:r>
+        <w:t>Assets</w:t>
+      </w:r>
+      <w:proofErr w:type="spellEnd"/>
+      <w:r>
+        <w:t>/</w:t>
+      </w:r>
+      <w:proofErr w:type="spellStart"/>
+      <w:r>
+        <w:t>img</w:t>
+      </w:r>
+      <w:proofErr w:type="spellEnd"/>
+      <w:r>
+        <w:t>/</w:t>
+      </w:r>
+      <w:proofErr w:type="spellStart"/>
+      <w:r>
+        <w:t>queso.jfif</w:t>
+      </w:r>
+      <w:proofErr w:type="spellEnd"/>
+    </w:p>
+    <w:p>
+      <w:r>
+        <w:t> </w:t>
+      </w:r>
+      <w:proofErr w:type="spellStart"/>
+      <w:r>
+        <w:t>create</w:t>
+      </w:r>
+      <w:proofErr w:type="spellEnd"/>
+      <w:r>
+        <w:t xml:space="preserve"> </w:t>
+      </w:r>
+      <w:proofErr w:type="spellStart"/>
+      <w:r>
+        <w:t>mode</w:t>
+      </w:r>
+      <w:proofErr w:type="spellEnd"/>
+      <w:r>
+        <w:t xml:space="preserve"> 100644 Lenguaje de marcas/</w:t>
+      </w:r>
+      <w:proofErr w:type="spellStart"/>
+      <w:r>
+        <w:t>Assets</w:t>
+      </w:r>
+      <w:proofErr w:type="spellEnd"/>
+      <w:r>
+        <w:t>/</w:t>
+      </w:r>
+      <w:proofErr w:type="spellStart"/>
+      <w:r>
+        <w:t>img</w:t>
+      </w:r>
+      <w:proofErr w:type="spellEnd"/>
+      <w:r>
+        <w:t>/queso2.jfif</w:t>
+      </w:r>
+    </w:p>
+    <w:p>
+      <w:r>
+        <w:t> </w:t>
+      </w:r>
+      <w:proofErr w:type="spellStart"/>
+      <w:r>
+        <w:t>create</w:t>
+      </w:r>
+      <w:proofErr w:type="spellEnd"/>
+      <w:r>
+        <w:t xml:space="preserve"> </w:t>
+      </w:r>
+      <w:proofErr w:type="spellStart"/>
+      <w:r>
+        <w:t>mode</w:t>
+      </w:r>
+      <w:proofErr w:type="spellEnd"/>
+      <w:r>
+        <w:t xml:space="preserve"> 100644 Lenguaje de marcas/</w:t>
+      </w:r>
+      <w:proofErr w:type="spellStart"/>
+      <w:r>
+        <w:t>Assets</w:t>
+      </w:r>
+      <w:proofErr w:type="spellEnd"/>
+      <w:r>
+        <w:t>/</w:t>
+      </w:r>
+      <w:proofErr w:type="spellStart"/>
+      <w:r>
+        <w:t>img</w:t>
+      </w:r>
+      <w:proofErr w:type="spellEnd"/>
+      <w:r>
+        <w:t>/r.jpg</w:t>
+      </w:r>
+    </w:p>
+    <w:p>
+      <w:r>
+        <w:t> </w:t>
+      </w:r>
+      <w:proofErr w:type="spellStart"/>
+      <w:r>
+        <w:t>create</w:t>
+      </w:r>
+      <w:proofErr w:type="spellEnd"/>
+      <w:r>
+        <w:t xml:space="preserve"> </w:t>
+      </w:r>
+      <w:proofErr w:type="spellStart"/>
+      <w:r>
+        <w:t>mode</w:t>
+      </w:r>
+      <w:proofErr w:type="spellEnd"/>
+      <w:r>
+        <w:t xml:space="preserve"> 100644 Lenguaje de marcas/</w:t>
+      </w:r>
+      <w:proofErr w:type="spellStart"/>
+      <w:r>
+        <w:t>Assets</w:t>
+      </w:r>
+      <w:proofErr w:type="spellEnd"/>
+      <w:r>
+        <w:t>/</w:t>
+      </w:r>
+      <w:proofErr w:type="spellStart"/>
+      <w:r>
+        <w:t>img</w:t>
+      </w:r>
+      <w:proofErr w:type="spellEnd"/>
+      <w:r>
+        <w:t>/r2.jfif</w:t>
+      </w:r>
+    </w:p>
+    <w:p>
+      <w:r>
+        <w:t> </w:t>
+      </w:r>
+      <w:proofErr w:type="spellStart"/>
+      <w:r>
+        <w:t>create</w:t>
+      </w:r>
+      <w:proofErr w:type="spellEnd"/>
+      <w:r>
+        <w:t xml:space="preserve"> </w:t>
+      </w:r>
+      <w:proofErr w:type="spellStart"/>
+      <w:r>
+        <w:t>mode</w:t>
+      </w:r>
+      <w:proofErr w:type="spellEnd"/>
+      <w:r>
+        <w:t xml:space="preserve"> 100644 Lenguaje de marcas/</w:t>
+      </w:r>
+      <w:proofErr w:type="spellStart"/>
+      <w:r>
+        <w:t>Assets</w:t>
+      </w:r>
+      <w:proofErr w:type="spellEnd"/>
+      <w:r>
+        <w:t>/</w:t>
+      </w:r>
+      <w:proofErr w:type="spellStart"/>
+      <w:r>
+        <w:t>img</w:t>
+      </w:r>
+      <w:proofErr w:type="spellEnd"/>
+      <w:r>
+        <w:t>/</w:t>
+      </w:r>
+      <w:proofErr w:type="spellStart"/>
+      <w:r>
+        <w:t>rodrigo.jfif</w:t>
+      </w:r>
+      <w:proofErr w:type="spellEnd"/>
+    </w:p>
+    <w:p>
+      <w:r>
+        <w:t> </w:t>
+      </w:r>
+      <w:proofErr w:type="spellStart"/>
+      <w:r>
+        <w:t>create</w:t>
+      </w:r>
+      <w:proofErr w:type="spellEnd"/>
+      <w:r>
+        <w:t xml:space="preserve"> </w:t>
+      </w:r>
+      <w:proofErr w:type="spellStart"/>
+      <w:r>
+        <w:t>mode</w:t>
+      </w:r>
+      <w:proofErr w:type="spellEnd"/>
+      <w:r>
+        <w:t xml:space="preserve"> 100644 Lenguaje de marcas/</w:t>
+      </w:r>
+      <w:proofErr w:type="spellStart"/>
+      <w:r>
+        <w:t>Assets</w:t>
+      </w:r>
+      <w:proofErr w:type="spellEnd"/>
+      <w:r>
+        <w:t>/</w:t>
+      </w:r>
+      <w:proofErr w:type="spellStart"/>
+      <w:r>
+        <w:t>img</w:t>
+      </w:r>
+      <w:proofErr w:type="spellEnd"/>
+      <w:r>
+        <w:t>/sidra-</w:t>
+      </w:r>
+      <w:proofErr w:type="spellStart"/>
+      <w:r>
+        <w:t>cata.jfif</w:t>
+      </w:r>
+      <w:proofErr w:type="spellEnd"/>
+    </w:p>
+    <w:p>
+      <w:r>
+        <w:t> </w:t>
+      </w:r>
+      <w:proofErr w:type="spellStart"/>
+      <w:r>
+        <w:t>create</w:t>
+      </w:r>
+      <w:proofErr w:type="spellEnd"/>
+      <w:r>
+        <w:t xml:space="preserve"> </w:t>
+      </w:r>
+      <w:proofErr w:type="spellStart"/>
+      <w:r>
+        <w:t>mode</w:t>
+      </w:r>
+      <w:proofErr w:type="spellEnd"/>
+      <w:r>
+        <w:t xml:space="preserve"> 100644 Lenguaje de marcas/</w:t>
+      </w:r>
+      <w:proofErr w:type="spellStart"/>
+      <w:r>
+        <w:t>Assets</w:t>
+      </w:r>
+      <w:proofErr w:type="spellEnd"/>
+      <w:r>
+        <w:t>/</w:t>
+      </w:r>
+      <w:proofErr w:type="spellStart"/>
+      <w:r>
+        <w:t>img</w:t>
+      </w:r>
+      <w:proofErr w:type="spellEnd"/>
+      <w:r>
+        <w:t>/teatro-jovellanos.jpg</w:t>
+      </w:r>
+    </w:p>
+    <w:p>
+      <w:r>
+        <w:t> </w:t>
+      </w:r>
+      <w:proofErr w:type="spellStart"/>
+      <w:r>
+        <w:t>create</w:t>
+      </w:r>
+      <w:proofErr w:type="spellEnd"/>
+      <w:r>
+        <w:t xml:space="preserve"> </w:t>
+      </w:r>
+      <w:proofErr w:type="spellStart"/>
+      <w:r>
+        <w:t>mode</w:t>
+      </w:r>
+      <w:proofErr w:type="spellEnd"/>
+      <w:r>
+        <w:t xml:space="preserve"> 100644 Lenguaje de marcas/</w:t>
+      </w:r>
+      <w:proofErr w:type="spellStart"/>
+      <w:r>
+        <w:t>Assets</w:t>
+      </w:r>
+      <w:proofErr w:type="spellEnd"/>
+      <w:r>
+        <w:t>/</w:t>
+      </w:r>
+      <w:proofErr w:type="spellStart"/>
+      <w:r>
+        <w:t>img</w:t>
+      </w:r>
+      <w:proofErr w:type="spellEnd"/>
+      <w:r>
+        <w:t>/</w:t>
+      </w:r>
+      <w:proofErr w:type="spellStart"/>
+      <w:r>
+        <w:t>tour.jfif</w:t>
+      </w:r>
+      <w:proofErr w:type="spellEnd"/>
+    </w:p>
+    <w:p>
+      <w:r>
+        <w:t> </w:t>
+      </w:r>
+      <w:proofErr w:type="spellStart"/>
+      <w:r>
+        <w:t>create</w:t>
+      </w:r>
+      <w:proofErr w:type="spellEnd"/>
+      <w:r>
+        <w:t xml:space="preserve"> </w:t>
+      </w:r>
+      <w:proofErr w:type="spellStart"/>
+      <w:r>
+        <w:t>mode</w:t>
+      </w:r>
+      <w:proofErr w:type="spellEnd"/>
+      <w:r>
+        <w:t xml:space="preserve"> 100644 Lenguaje de marcas/</w:t>
+      </w:r>
+      <w:proofErr w:type="spellStart"/>
+      <w:r>
+        <w:t>Assets</w:t>
+      </w:r>
+      <w:proofErr w:type="spellEnd"/>
+      <w:r>
+        <w:t>/</w:t>
+      </w:r>
+      <w:proofErr w:type="spellStart"/>
+      <w:r>
+        <w:t>img</w:t>
+      </w:r>
+      <w:proofErr w:type="spellEnd"/>
+      <w:r>
+        <w:t>/</w:t>
+      </w:r>
+      <w:proofErr w:type="spellStart"/>
+      <w:r>
+        <w:t>trail.jfif</w:t>
+      </w:r>
+      <w:proofErr w:type="spellEnd"/>
+    </w:p>
+    <w:p>
+      <w:r>
+        <w:t> </w:t>
+      </w:r>
+      <w:proofErr w:type="spellStart"/>
+      <w:r>
+        <w:t>create</w:t>
+      </w:r>
+      <w:proofErr w:type="spellEnd"/>
+      <w:r>
+        <w:t xml:space="preserve"> </w:t>
+      </w:r>
+      <w:proofErr w:type="spellStart"/>
+      <w:r>
+        <w:t>mode</w:t>
+      </w:r>
+      <w:proofErr w:type="spellEnd"/>
+      <w:r>
+        <w:t xml:space="preserve"> 100644 Lenguaje de marcas/</w:t>
+      </w:r>
+      <w:proofErr w:type="spellStart"/>
+      <w:r>
+        <w:t>Assets</w:t>
+      </w:r>
+      <w:proofErr w:type="spellEnd"/>
+      <w:r>
+        <w:t>/</w:t>
+      </w:r>
+      <w:proofErr w:type="spellStart"/>
+      <w:r>
+        <w:t>img</w:t>
+      </w:r>
+      <w:proofErr w:type="spellEnd"/>
+      <w:r>
+        <w:t>/trail2.jfif</w:t>
+      </w:r>
+    </w:p>
+    <w:p>
+      <w:r>
+        <w:t> </w:t>
+      </w:r>
+      <w:proofErr w:type="spellStart"/>
+      <w:r>
+        <w:t>create</w:t>
+      </w:r>
+      <w:proofErr w:type="spellEnd"/>
+      <w:r>
+        <w:t xml:space="preserve"> </w:t>
+      </w:r>
+      <w:proofErr w:type="spellStart"/>
+      <w:r>
+        <w:t>mode</w:t>
+      </w:r>
+      <w:proofErr w:type="spellEnd"/>
+      <w:r>
+        <w:t xml:space="preserve"> 100644 Lenguaje de marcas/</w:t>
+      </w:r>
+      <w:proofErr w:type="spellStart"/>
+      <w:r>
+        <w:t>Assets</w:t>
+      </w:r>
+      <w:proofErr w:type="spellEnd"/>
+      <w:r>
+        <w:t>/</w:t>
+      </w:r>
+      <w:proofErr w:type="spellStart"/>
+      <w:r>
+        <w:t>img</w:t>
+      </w:r>
+      <w:proofErr w:type="spellEnd"/>
+      <w:r>
+        <w:t>/</w:t>
+      </w:r>
+      <w:proofErr w:type="spellStart"/>
+      <w:r>
+        <w:t>vetustamorla.jfif</w:t>
+      </w:r>
+      <w:proofErr w:type="spellEnd"/>
+    </w:p>
+    <w:p>
+      <w:r>
+        <w:t> </w:t>
+      </w:r>
+      <w:proofErr w:type="spellStart"/>
+      <w:r>
+        <w:t>create</w:t>
+      </w:r>
+      <w:proofErr w:type="spellEnd"/>
+      <w:r>
+        <w:t xml:space="preserve"> </w:t>
+      </w:r>
+      <w:proofErr w:type="spellStart"/>
+      <w:r>
+        <w:t>mode</w:t>
+      </w:r>
+      <w:proofErr w:type="spellEnd"/>
+      <w:r>
+        <w:t xml:space="preserve"> 100644 Lenguaje de marcas/extras.html</w:t>
+      </w:r>
+    </w:p>
+    <w:p>
+      <w:r>
+        <w:t> </w:t>
+      </w:r>
+      <w:proofErr w:type="spellStart"/>
+      <w:r>
+        <w:t>create</w:t>
+      </w:r>
+      <w:proofErr w:type="spellEnd"/>
+      <w:r>
+        <w:t xml:space="preserve"> </w:t>
+      </w:r>
+      <w:proofErr w:type="spellStart"/>
+      <w:r>
+        <w:t>mode</w:t>
+      </w:r>
+      <w:proofErr w:type="spellEnd"/>
+      <w:r>
+        <w:t xml:space="preserve"> 100644 Lenguaje de marcas/fuentes.html</w:t>
+      </w:r>
+    </w:p>
+    <w:p>
+      <w:r>
+        <w:t> </w:t>
+      </w:r>
+      <w:proofErr w:type="spellStart"/>
+      <w:r>
+        <w:t>create</w:t>
+      </w:r>
+      <w:proofErr w:type="spellEnd"/>
+      <w:r>
+        <w:t xml:space="preserve"> </w:t>
+      </w:r>
+      <w:proofErr w:type="spellStart"/>
+      <w:r>
+        <w:t>mode</w:t>
+      </w:r>
+      <w:proofErr w:type="spellEnd"/>
+      <w:r>
+        <w:t xml:space="preserve"> 100644 Lenguaje de marcas/historial.html</w:t>
+      </w:r>
+    </w:p>
+    <w:p>
+      <w:r>
+        <w:t> </w:t>
+      </w:r>
+      <w:proofErr w:type="spellStart"/>
+      <w:r>
+        <w:t>create</w:t>
+      </w:r>
+      <w:proofErr w:type="spellEnd"/>
+      <w:r>
+        <w:t xml:space="preserve"> </w:t>
+      </w:r>
+      <w:proofErr w:type="spellStart"/>
+      <w:r>
+        <w:t>mode</w:t>
+      </w:r>
+      <w:proofErr w:type="spellEnd"/>
+      <w:r>
+        <w:t xml:space="preserve"> 100644 Lenguaje de marcas/inicioSesion.html</w:t>
+      </w:r>
+    </w:p>
+    <w:p>
+      <w:pPr>
+        <w:rPr>
+          <w:lang w:val="en-GB"/>
+        </w:rPr>
+      </w:pPr>
+      <w:r>
+        <w:t> </w:t>
+      </w:r>
+      <w:r>
+        <w:rPr>
+          <w:lang w:val="en-GB"/>
+        </w:rPr>
+        <w:t xml:space="preserve">create mode 100644 </w:t>
+      </w:r>
+      <w:proofErr w:type="spellStart"/>
+      <w:r>
+        <w:rPr>
+          <w:lang w:val="en-GB"/>
+        </w:rPr>
+        <w:t>Programacion</w:t>
+      </w:r>
+      <w:proofErr w:type="spellEnd"/>
+      <w:r>
+        <w:rPr>
+          <w:lang w:val="en-GB"/>
+        </w:rPr>
+        <w:t>/</w:t>
+      </w:r>
+      <w:proofErr w:type="spellStart"/>
+      <w:r>
+        <w:rPr>
+          <w:lang w:val="en-GB"/>
+        </w:rPr>
+        <w:t>Happiness&amp;Co</w:t>
+      </w:r>
+      <w:proofErr w:type="spellEnd"/>
+      <w:r>
+        <w:rPr>
+          <w:lang w:val="en-GB"/>
+        </w:rPr>
+        <w:t>/build.xml</w:t>
+      </w:r>
+    </w:p>
+    <w:p>
+      <w:pPr>
+        <w:rPr>
+          <w:lang w:val="en-GB"/>
+        </w:rPr>
+      </w:pPr>
+      <w:r>
+        <w:rPr>
+          <w:lang w:val="en-GB"/>
+        </w:rPr>
+        <w:t xml:space="preserve"> create mode 100644 </w:t>
+      </w:r>
+      <w:proofErr w:type="spellStart"/>
+      <w:r>
+        <w:rPr>
+          <w:lang w:val="en-GB"/>
+        </w:rPr>
+        <w:t>Programacion</w:t>
+      </w:r>
+      <w:proofErr w:type="spellEnd"/>
+      <w:r>
+        <w:rPr>
+          <w:lang w:val="en-GB"/>
+        </w:rPr>
+        <w:t>/</w:t>
+      </w:r>
+      <w:proofErr w:type="spellStart"/>
+      <w:r>
+        <w:rPr>
+          <w:lang w:val="en-GB"/>
+        </w:rPr>
+        <w:t>Happiness&amp;Co</w:t>
+      </w:r>
+      <w:proofErr w:type="spellEnd"/>
+      <w:r>
+        <w:rPr>
+          <w:lang w:val="en-GB"/>
+        </w:rPr>
+        <w:t>/</w:t>
+      </w:r>
+      <w:proofErr w:type="spellStart"/>
+      <w:r>
+        <w:rPr>
+          <w:lang w:val="en-GB"/>
+        </w:rPr>
+        <w:t>manifest.mf</w:t>
+      </w:r>
+      <w:proofErr w:type="spellEnd"/>
+    </w:p>
+    <w:p>
+      <w:pPr>
+        <w:rPr>
+          <w:lang w:val="en-GB"/>
+        </w:rPr>
+      </w:pPr>
+      <w:r>
+        <w:rPr>
+          <w:lang w:val="en-GB"/>
+        </w:rPr>
+        <w:t xml:space="preserve"> create mode 100644 </w:t>
+      </w:r>
+      <w:proofErr w:type="spellStart"/>
+      <w:r>
+        <w:rPr>
+          <w:lang w:val="en-GB"/>
+        </w:rPr>
+        <w:t>Programacion</w:t>
+      </w:r>
+      <w:proofErr w:type="spellEnd"/>
+      <w:r>
+        <w:rPr>
+          <w:lang w:val="en-GB"/>
+        </w:rPr>
+        <w:t>/</w:t>
+      </w:r>
+      <w:proofErr w:type="spellStart"/>
+      <w:r>
+        <w:rPr>
+          <w:lang w:val="en-GB"/>
+        </w:rPr>
+        <w:t>Happiness&amp;Co</w:t>
+      </w:r>
+      <w:proofErr w:type="spellEnd"/>
+      <w:r>
+        <w:rPr>
+          <w:lang w:val="en-GB"/>
+        </w:rPr>
+        <w:t>/</w:t>
+      </w:r>
+      <w:proofErr w:type="spellStart"/>
+      <w:r>
+        <w:rPr>
+          <w:lang w:val="en-GB"/>
+        </w:rPr>
+        <w:t>nbproject</w:t>
+      </w:r>
+      <w:proofErr w:type="spellEnd"/>
+      <w:r>
+        <w:rPr>
+          <w:lang w:val="en-GB"/>
+        </w:rPr>
+        <w:t>/build-impl.xml</w:t>
+      </w:r>
+    </w:p>
+    <w:p>
+      <w:pPr>
+        <w:rPr>
+          <w:lang w:val="en-GB"/>
+        </w:rPr>
+      </w:pPr>
+      <w:r>
+        <w:rPr>
+          <w:lang w:val="en-GB"/>
+        </w:rPr>
+        <w:t xml:space="preserve"> create mode 100644 </w:t>
+      </w:r>
+      <w:proofErr w:type="spellStart"/>
+      <w:r>
+        <w:rPr>
+          <w:lang w:val="en-GB"/>
+        </w:rPr>
+        <w:t>Programacion</w:t>
+      </w:r>
+      <w:proofErr w:type="spellEnd"/>
+      <w:r>
+        <w:rPr>
+          <w:lang w:val="en-GB"/>
+        </w:rPr>
+        <w:t>/</w:t>
+      </w:r>
+      <w:proofErr w:type="spellStart"/>
+      <w:r>
+        <w:rPr>
+          <w:lang w:val="en-GB"/>
+        </w:rPr>
+        <w:t>Happiness&amp;Co</w:t>
+      </w:r>
+      <w:proofErr w:type="spellEnd"/>
+      <w:r>
+        <w:rPr>
+          <w:lang w:val="en-GB"/>
+        </w:rPr>
+        <w:t>/</w:t>
+      </w:r>
+      <w:proofErr w:type="spellStart"/>
+      <w:r>
+        <w:rPr>
+          <w:lang w:val="en-GB"/>
+        </w:rPr>
+        <w:t>nbproject</w:t>
+      </w:r>
+      <w:proofErr w:type="spellEnd"/>
+      <w:r>
+        <w:rPr>
+          <w:lang w:val="en-GB"/>
+        </w:rPr>
+        <w:t>/</w:t>
+      </w:r>
+      <w:proofErr w:type="spellStart"/>
+      <w:r>
+        <w:rPr>
+          <w:lang w:val="en-GB"/>
+        </w:rPr>
+        <w:t>genfiles.properties</w:t>
+      </w:r>
+      <w:proofErr w:type="spellEnd"/>
+    </w:p>
+    <w:p>
+      <w:pPr>
+        <w:rPr>
+          <w:lang w:val="en-GB"/>
+        </w:rPr>
+      </w:pPr>
+      <w:r>
+        <w:rPr>
+          <w:lang w:val="en-GB"/>
+        </w:rPr>
+        <w:t xml:space="preserve"> create mode 100644 </w:t>
+      </w:r>
+      <w:proofErr w:type="spellStart"/>
+      <w:r>
+        <w:rPr>
+          <w:lang w:val="en-GB"/>
+        </w:rPr>
+        <w:t>Programacion</w:t>
+      </w:r>
+      <w:proofErr w:type="spellEnd"/>
+      <w:r>
+        <w:rPr>
+          <w:lang w:val="en-GB"/>
+        </w:rPr>
+        <w:t>/</w:t>
+      </w:r>
+      <w:proofErr w:type="spellStart"/>
+      <w:r>
+        <w:rPr>
+          <w:lang w:val="en-GB"/>
+        </w:rPr>
+        <w:t>Happiness&amp;Co</w:t>
+      </w:r>
+      <w:proofErr w:type="spellEnd"/>
+      <w:r>
+        <w:rPr>
+          <w:lang w:val="en-GB"/>
+        </w:rPr>
+        <w:t>/</w:t>
+      </w:r>
+      <w:proofErr w:type="spellStart"/>
+      <w:r>
+        <w:rPr>
+          <w:lang w:val="en-GB"/>
+        </w:rPr>
+        <w:t>nbproject</w:t>
+      </w:r>
+      <w:proofErr w:type="spellEnd"/>
+      <w:r>
+        <w:rPr>
+          <w:lang w:val="en-GB"/>
+        </w:rPr>
+        <w:t>/</w:t>
+      </w:r>
+      <w:proofErr w:type="spellStart"/>
+      <w:r>
+        <w:rPr>
+          <w:lang w:val="en-GB"/>
+        </w:rPr>
+        <w:t>project.properties</w:t>
+      </w:r>
+      <w:proofErr w:type="spellEnd"/>
+    </w:p>
+    <w:p>
+      <w:pPr>
+        <w:rPr>
+          <w:lang w:val="en-GB"/>
+        </w:rPr>
+      </w:pPr>
+      <w:r>
+        <w:rPr>
+          <w:lang w:val="en-GB"/>
+        </w:rPr>
+        <w:lastRenderedPageBreak/>
+        <w:t xml:space="preserve"> create mode 100644 </w:t>
+      </w:r>
+      <w:proofErr w:type="spellStart"/>
+      <w:r>
+        <w:rPr>
+          <w:lang w:val="en-GB"/>
+        </w:rPr>
+        <w:t>Programacion</w:t>
+      </w:r>
+      <w:proofErr w:type="spellEnd"/>
+      <w:r>
+        <w:rPr>
+          <w:lang w:val="en-GB"/>
+        </w:rPr>
+        <w:t>/</w:t>
+      </w:r>
+      <w:proofErr w:type="spellStart"/>
+      <w:r>
+        <w:rPr>
+          <w:lang w:val="en-GB"/>
+        </w:rPr>
+        <w:t>Happiness&amp;Co</w:t>
+      </w:r>
+      <w:proofErr w:type="spellEnd"/>
+      <w:r>
+        <w:rPr>
+          <w:lang w:val="en-GB"/>
+        </w:rPr>
+        <w:t>/</w:t>
+      </w:r>
+      <w:proofErr w:type="spellStart"/>
+      <w:r>
+        <w:rPr>
+          <w:lang w:val="en-GB"/>
+        </w:rPr>
+        <w:t>nbproject</w:t>
+      </w:r>
+      <w:proofErr w:type="spellEnd"/>
+      <w:r>
+        <w:rPr>
+          <w:lang w:val="en-GB"/>
+        </w:rPr>
+        <w:t>/project.xml</w:t>
+      </w:r>
+    </w:p>
+    <w:p>
+      <w:pPr>
+        <w:rPr>
+          <w:lang w:val="en-GB"/>
+        </w:rPr>
+      </w:pPr>
+      <w:r>
+        <w:rPr>
+          <w:lang w:val="en-GB"/>
+        </w:rPr>
+        <w:t xml:space="preserve"> create mode 100644 </w:t>
+      </w:r>
+      <w:proofErr w:type="spellStart"/>
+      <w:r>
+        <w:rPr>
+          <w:lang w:val="en-GB"/>
+        </w:rPr>
+        <w:t>Programacion</w:t>
+      </w:r>
+      <w:proofErr w:type="spellEnd"/>
+      <w:r>
+        <w:rPr>
+          <w:lang w:val="en-GB"/>
+        </w:rPr>
+        <w:t>/</w:t>
+      </w:r>
+      <w:proofErr w:type="spellStart"/>
+      <w:r>
+        <w:rPr>
+          <w:lang w:val="en-GB"/>
+        </w:rPr>
+        <w:t>Happiness&amp;Co</w:t>
+      </w:r>
+      <w:proofErr w:type="spellEnd"/>
+      <w:r>
+        <w:rPr>
+          <w:lang w:val="en-GB"/>
+        </w:rPr>
+        <w:t>/</w:t>
+      </w:r>
+      <w:proofErr w:type="spellStart"/>
+      <w:r>
+        <w:rPr>
+          <w:lang w:val="en-GB"/>
+        </w:rPr>
+        <w:t>src</w:t>
+      </w:r>
+      <w:proofErr w:type="spellEnd"/>
+      <w:r>
+        <w:rPr>
+          <w:lang w:val="en-GB"/>
+        </w:rPr>
+        <w:t>/happiness/co/HappinessCo.java</w:t>
+      </w:r>
+    </w:p>
+    <w:p>
+      <w:pPr>
+        <w:rPr>
+          <w:lang w:val="en-GB"/>
+        </w:rPr>
+      </w:pPr>
+    </w:p>
+    <w:p>
+      <w:pPr>
+        <w:rPr>
+          <w:lang w:val="en-GB"/>
+        </w:rPr>
+      </w:pPr>
+      <w:r>
+        <w:rPr>
+          <w:lang w:val="en-GB"/>
+        </w:rPr>
+        <w:t>ALUMNOS-FP@DESKTOP-NI3I5TT MINGW64 ~/Desktop/HAPPINESS-Co (main)</w:t>
+      </w:r>
+    </w:p>
+    <w:p>
+      <w:pPr>
+        <w:rPr>
+          <w:lang w:val="en-GB"/>
+        </w:rPr>
+      </w:pPr>
+      <w:r>
+        <w:rPr>
+          <w:lang w:val="en-GB"/>
+        </w:rPr>
+        <w:t>$ git remote add origin https://github.com/MarianMP/HAPPINESS-Co.git</w:t>
+      </w:r>
+    </w:p>
+    <w:p>
+      <w:pPr>
+        <w:rPr>
+          <w:lang w:val="en-GB"/>
+        </w:rPr>
+      </w:pPr>
+      <w:r>
+        <w:rPr>
+          <w:lang w:val="en-GB"/>
+        </w:rPr>
+        <w:t>error: remote origin already exists.</w:t>
+      </w:r>
+    </w:p>
+    <w:p>
+      <w:pPr>
+        <w:rPr>
+          <w:lang w:val="en-GB"/>
+        </w:rPr>
+      </w:pPr>
+    </w:p>
+    <w:p>
+      <w:pPr>
+        <w:rPr>
+          <w:lang w:val="en-GB"/>
+        </w:rPr>
+      </w:pPr>
+      <w:r>
+        <w:rPr>
+          <w:lang w:val="en-GB"/>
+        </w:rPr>
+        <w:t>ALUMNOS-FP@DESKTOP-NI3I5TT MINGW64 ~/Desktop/HAPPINESS-Co (main)</w:t>
+      </w:r>
+    </w:p>
+    <w:p>
+      <w:pPr>
+        <w:rPr>
+          <w:lang w:val="en-GB"/>
+        </w:rPr>
+      </w:pPr>
+      <w:r>
+        <w:rPr>
+          <w:lang w:val="en-GB"/>
+        </w:rPr>
+        <w:t>$ git push -u origin main --force</w:t>
+      </w:r>
+    </w:p>
+    <w:p>
+      <w:pPr>
+        <w:rPr>
+          <w:lang w:val="en-GB"/>
+        </w:rPr>
+      </w:pPr>
+      <w:r>
+        <w:rPr>
+          <w:lang w:val="en-GB"/>
+        </w:rPr>
+        <w:t>Enumerating objects: 163, done.</w:t>
+      </w:r>
+    </w:p>
+    <w:p>
+      <w:pPr>
+        <w:rPr>
+          <w:lang w:val="en-GB"/>
+        </w:rPr>
+      </w:pPr>
+      <w:r>
+        <w:rPr>
+          <w:lang w:val="en-GB"/>
+        </w:rPr>
+        <w:t>Counting objects: 100% (163/163), done.</w:t>
+      </w:r>
+    </w:p>
+    <w:p>
+      <w:pPr>
+        <w:rPr>
+          <w:lang w:val="en-GB"/>
+        </w:rPr>
+      </w:pPr>
+      <w:r>
+        <w:rPr>
+          <w:lang w:val="en-GB"/>
+        </w:rPr>
+        <w:t>Delta compression using up to 8 threads</w:t>
+      </w:r>
+    </w:p>
+    <w:p>
+      <w:pPr>
+        <w:rPr>
+          <w:lang w:val="en-GB"/>
+        </w:rPr>
+      </w:pPr>
+      <w:r>
+        <w:rPr>
+          <w:lang w:val="en-GB"/>
+        </w:rPr>
+        <w:t>Compressing objects: 100% (151/151), done.</w:t>
+      </w:r>
+    </w:p>
+    <w:p>
+      <w:pPr>
+        <w:rPr>
+          <w:lang w:val="en-GB"/>
+        </w:rPr>
+      </w:pPr>
+      <w:r>
+        <w:rPr>
+          <w:lang w:val="en-GB"/>
+        </w:rPr>
+        <w:t>Writing objects: 100% (163/163), 6.70 MiB | 2.27 MiB/s, done.</w:t>
+      </w:r>
+    </w:p>
+    <w:p>
+      <w:pPr>
+        <w:rPr>
+          <w:lang w:val="en-GB"/>
+        </w:rPr>
+      </w:pPr>
+      <w:r>
+        <w:rPr>
+          <w:lang w:val="en-GB"/>
+        </w:rPr>
+        <w:t>Total 163 (delta 18), reused 0 (delta 0), pack-reused 0 (from 0)</w:t>
+      </w:r>
+    </w:p>
+    <w:p>
+      <w:pPr>
+        <w:rPr>
+          <w:lang w:val="en-GB"/>
+        </w:rPr>
+      </w:pPr>
+      <w:r>
+        <w:rPr>
+          <w:lang w:val="en-GB"/>
+        </w:rPr>
+        <w:t>remote: Resolving deltas: 100% (18/18), done.</w:t>
+      </w:r>
+    </w:p>
+    <w:p>
+      <w:pPr>
+        <w:rPr>
+          <w:lang w:val="en-GB"/>
+        </w:rPr>
+      </w:pPr>
+      <w:r>
+        <w:rPr>
+          <w:lang w:val="en-GB"/>
+        </w:rPr>
+        <w:t>To https://github.com/MarianMP/HAPPINESS-Co.git</w:t>
+      </w:r>
+    </w:p>
+    <w:p>
+      <w:pPr>
+        <w:rPr>
+          <w:lang w:val="en-GB"/>
+        </w:rPr>
+      </w:pPr>
+      <w:r>
+        <w:rPr>
+          <w:lang w:val="en-GB"/>
+        </w:rPr>
+        <w:t> + 3d70086...a5e8c87 main -&gt; main (forced update)</w:t>
+      </w:r>
+    </w:p>
+    <w:p>
+      <w:pPr>
+        <w:rPr>
+          <w:lang w:val="en-GB"/>
+        </w:rPr>
+      </w:pPr>
+      <w:r>
+        <w:rPr>
+          <w:lang w:val="en-GB"/>
+        </w:rPr>
+        <w:t>branch 'main' set up to track 'origin/main'.</w:t>
+      </w:r>
+    </w:p>
+    <w:p>
+      <w:pPr>
+        <w:rPr>
+          <w:lang w:val="en-GB"/>
+        </w:rPr>
+      </w:pPr>
+    </w:p>
+    <w:p>
+      <w:pPr>
+        <w:rPr>
+          <w:lang w:val="en-GB"/>
+        </w:rPr>
+      </w:pPr>
+      <w:r>
+        <w:rPr>
+          <w:lang w:val="en-GB"/>
+        </w:rPr>
+        <w:t>ALUMNOS-FP@DESKTOP-NI3I5TT MINGW64 ~/Desktop/HAPPINESS-Co (main)</w:t>
+      </w:r>
+    </w:p>
+    <w:p>
+      <w:r>
+        <w:t xml:space="preserve">$ </w:t>
+      </w:r>
+      <w:proofErr w:type="spellStart"/>
+      <w:r>
+        <w:t>git</w:t>
+      </w:r>
+      <w:proofErr w:type="spellEnd"/>
+      <w:r>
+        <w:t xml:space="preserve"> </w:t>
+      </w:r>
+      <w:proofErr w:type="spellStart"/>
+      <w:r>
+        <w:t>reflog</w:t>
+      </w:r>
+      <w:proofErr w:type="spellEnd"/>
+    </w:p>
+    <w:p>
+      <w:r>
+        <w:t xml:space="preserve">a5e8c87 (HEAD -&gt; </w:t>
+      </w:r>
+      <w:proofErr w:type="spellStart"/>
+      <w:r>
+        <w:t>main</w:t>
+      </w:r>
+      <w:proofErr w:type="spellEnd"/>
+      <w:r>
+        <w:t xml:space="preserve">, </w:t>
+      </w:r>
+      <w:proofErr w:type="spellStart"/>
+      <w:r>
+        <w:t>origin</w:t>
+      </w:r>
+      <w:proofErr w:type="spellEnd"/>
+      <w:r>
+        <w:t>/</w:t>
+      </w:r>
+      <w:proofErr w:type="spellStart"/>
+      <w:r>
+        <w:t>main</w:t>
+      </w:r>
+      <w:proofErr w:type="spellEnd"/>
+      <w:r>
+        <w:t>) HEAD</w:t>
+      </w:r>
+      <w:proofErr w:type="gramStart"/>
+      <w:r>
+        <w:t>@{</w:t>
+      </w:r>
+      <w:proofErr w:type="gramEnd"/>
+      <w:r>
+        <w:t xml:space="preserve">0}: </w:t>
+      </w:r>
+      <w:proofErr w:type="spellStart"/>
+      <w:r>
+        <w:t>commit</w:t>
+      </w:r>
+      <w:proofErr w:type="spellEnd"/>
+      <w:r>
+        <w:t>: Subida del proyecto entero hasta el momento</w:t>
+      </w:r>
+    </w:p>
+    <w:p>
+      <w:pPr>
+        <w:rPr>
+          <w:lang w:val="en-GB"/>
+        </w:rPr>
+      </w:pPr>
+      <w:r>
+        <w:rPr>
+          <w:lang w:val="en-GB"/>
+        </w:rPr>
+        <w:t>19d95c9 HEAD</w:t>
+      </w:r>
+      <w:proofErr w:type="gramStart"/>
+      <w:r>
+        <w:rPr>
+          <w:lang w:val="en-GB"/>
+        </w:rPr>
+        <w:t>@{</w:t>
+      </w:r>
+      <w:proofErr w:type="gramEnd"/>
+      <w:r>
+        <w:rPr>
+          <w:lang w:val="en-GB"/>
+        </w:rPr>
+        <w:t>1}: commit (merge): Merge branch 'main' of https://github.com/MarianMP/HAPPINESS-Co</w:t>
+      </w:r>
+    </w:p>
+    <w:p>
+      <w:r>
+        <w:t>48f98e3 HEAD</w:t>
+      </w:r>
+      <w:proofErr w:type="gramStart"/>
+      <w:r>
+        <w:t>@{</w:t>
+      </w:r>
+      <w:proofErr w:type="gramEnd"/>
+      <w:r>
+        <w:t xml:space="preserve">2}: </w:t>
+      </w:r>
+      <w:proofErr w:type="spellStart"/>
+      <w:r>
+        <w:t>commit</w:t>
+      </w:r>
+      <w:proofErr w:type="spellEnd"/>
+      <w:r>
+        <w:t xml:space="preserve">: Crear diseño de la </w:t>
+      </w:r>
+      <w:proofErr w:type="spellStart"/>
+      <w:r>
+        <w:t>pagina</w:t>
+      </w:r>
+      <w:proofErr w:type="spellEnd"/>
+      <w:r>
+        <w:t xml:space="preserve"> web en </w:t>
+      </w:r>
+      <w:proofErr w:type="spellStart"/>
+      <w:r>
+        <w:t>Figma</w:t>
+      </w:r>
+      <w:proofErr w:type="spellEnd"/>
+    </w:p>
+    <w:p>
+      <w:r>
+        <w:t>693a368 HEAD</w:t>
+      </w:r>
+      <w:proofErr w:type="gramStart"/>
+      <w:r>
+        <w:t>@{</w:t>
+      </w:r>
+      <w:proofErr w:type="gramEnd"/>
+      <w:r>
+        <w:t xml:space="preserve">3}: </w:t>
+      </w:r>
+      <w:proofErr w:type="spellStart"/>
+      <w:r>
+        <w:t>commit</w:t>
+      </w:r>
+      <w:proofErr w:type="spellEnd"/>
+      <w:r>
+        <w:t xml:space="preserve">: Crear el </w:t>
+      </w:r>
+      <w:proofErr w:type="spellStart"/>
+      <w:r>
+        <w:t>index</w:t>
+      </w:r>
+      <w:proofErr w:type="spellEnd"/>
+      <w:r>
+        <w:t xml:space="preserve"> del proyecto de Lenguaje de marcas</w:t>
+      </w:r>
+    </w:p>
+    <w:p>
+      <w:pPr>
+        <w:rPr>
+          <w:lang w:val="en-GB"/>
+        </w:rPr>
+      </w:pPr>
+      <w:r>
+        <w:rPr>
+          <w:lang w:val="en-GB"/>
+        </w:rPr>
+        <w:t>05713b2 HEAD</w:t>
+      </w:r>
+      <w:proofErr w:type="gramStart"/>
+      <w:r>
+        <w:rPr>
+          <w:lang w:val="en-GB"/>
+        </w:rPr>
+        <w:t>@{</w:t>
+      </w:r>
+      <w:proofErr w:type="gramEnd"/>
+      <w:r>
+        <w:rPr>
+          <w:lang w:val="en-GB"/>
+        </w:rPr>
+        <w:t>4}: Branch: renamed refs/heads/master to refs/heads/main</w:t>
+      </w:r>
+    </w:p>
+    <w:p>
+      <w:r>
+        <w:t>05713b2 HEAD</w:t>
+      </w:r>
+      <w:proofErr w:type="gramStart"/>
+      <w:r>
+        <w:t>@{</w:t>
+      </w:r>
+      <w:proofErr w:type="gramEnd"/>
+      <w:r>
+        <w:t xml:space="preserve">6}: </w:t>
+      </w:r>
+      <w:proofErr w:type="spellStart"/>
+      <w:r>
+        <w:t>commit</w:t>
+      </w:r>
+      <w:proofErr w:type="spellEnd"/>
+      <w:r>
+        <w:t xml:space="preserve"> (</w:t>
+      </w:r>
+      <w:proofErr w:type="spellStart"/>
+      <w:r>
+        <w:t>initial</w:t>
+      </w:r>
+      <w:proofErr w:type="spellEnd"/>
+      <w:r>
+        <w:t xml:space="preserve">): </w:t>
+      </w:r>
+      <w:proofErr w:type="spellStart"/>
+      <w:r>
+        <w:t>Creacion</w:t>
+      </w:r>
+      <w:proofErr w:type="spellEnd"/>
+      <w:r>
+        <w:t xml:space="preserve"> del repositorio y </w:t>
+      </w:r>
+      <w:proofErr w:type="spellStart"/>
+      <w:r>
+        <w:t>creacion</w:t>
+      </w:r>
+      <w:proofErr w:type="spellEnd"/>
+      <w:r>
+        <w:t xml:space="preserve"> de carpetas</w:t>
+      </w:r>
+    </w:p>
+    <w:p/>
+    <w:p>
+      <w:pPr>
+        <w:rPr>
+          <w:lang w:val="en-GB"/>
+        </w:rPr>
+      </w:pPr>
+      <w:r>
+        <w:rPr>
+          <w:lang w:val="en-GB"/>
+        </w:rPr>
+        <w:t>ALUMNOS-FP@DESKTOP-NI3I5TT MINGW64 ~/Desktop/HAPPINESS-Co (main)</w:t>
+      </w:r>
+    </w:p>
+    <w:p>
+      <w:pPr>
+        <w:rPr>
+          <w:lang w:val="en-GB"/>
+        </w:rPr>
+      </w:pPr>
+      <w:r>
+        <w:rPr>
+          <w:lang w:val="en-GB"/>
+        </w:rPr>
+        <w:t xml:space="preserve">$ git checkout -b </w:t>
+      </w:r>
+      <w:proofErr w:type="spellStart"/>
+      <w:r>
+        <w:rPr>
+          <w:lang w:val="en-GB"/>
+        </w:rPr>
+        <w:t>rescate</w:t>
+      </w:r>
+      <w:proofErr w:type="spellEnd"/>
+      <w:r>
+        <w:rPr>
+          <w:lang w:val="en-GB"/>
+        </w:rPr>
+        <w:t xml:space="preserve"> 3d70086</w:t>
+      </w:r>
+    </w:p>
+    <w:p>
+      <w:pPr>
+        <w:rPr>
+          <w:lang w:val="en-GB"/>
+        </w:rPr>
+      </w:pPr>
+      <w:r>
+        <w:rPr>
+          <w:lang w:val="en-GB"/>
+        </w:rPr>
+        <w:t>fatal: '3d70086' is not a commit and a branch '</w:t>
+      </w:r>
+      <w:proofErr w:type="spellStart"/>
+      <w:r>
+        <w:rPr>
+          <w:lang w:val="en-GB"/>
+        </w:rPr>
+        <w:t>rescate</w:t>
+      </w:r>
+      <w:proofErr w:type="spellEnd"/>
+      <w:r>
+        <w:rPr>
+          <w:lang w:val="en-GB"/>
+        </w:rPr>
+        <w:t>' cannot be created from it</w:t>
+      </w:r>
+    </w:p>
+    <w:p>
+      <w:pPr>
+        <w:rPr>
+          <w:lang w:val="en-GB"/>
+        </w:rPr>
+      </w:pPr>
+    </w:p>
+    <w:p>
+      <w:pPr>
+        <w:rPr>
+          <w:lang w:val="en-GB"/>
+        </w:rPr>
+      </w:pPr>
+      <w:r>
+        <w:rPr>
+          <w:lang w:val="en-GB"/>
+        </w:rPr>
+        <w:t>ALUMNOS-FP@DESKTOP-NI3I5TT MINGW64 ~/Desktop/HAPPINESS-Co (main)</w:t>
+      </w:r>
+    </w:p>
+    <w:p>
+      <w:pPr>
+        <w:rPr>
+          <w:lang w:val="en-GB"/>
+        </w:rPr>
+      </w:pPr>
+      <w:r>
+        <w:rPr>
+          <w:lang w:val="en-GB"/>
+        </w:rPr>
+        <w:t xml:space="preserve">$ git checkout -b </w:t>
+      </w:r>
+      <w:proofErr w:type="spellStart"/>
+      <w:r>
+        <w:rPr>
+          <w:lang w:val="en-GB"/>
+        </w:rPr>
+        <w:t>rescate</w:t>
+      </w:r>
+      <w:proofErr w:type="spellEnd"/>
+      <w:r>
+        <w:rPr>
+          <w:lang w:val="en-GB"/>
+        </w:rPr>
+        <w:t xml:space="preserve"> 19d95c9</w:t>
+      </w:r>
+    </w:p>
+    <w:p>
+      <w:pPr>
+        <w:rPr>
+          <w:lang w:val="en-GB"/>
+        </w:rPr>
+      </w:pPr>
+      <w:r>
+        <w:rPr>
+          <w:lang w:val="en-GB"/>
+        </w:rPr>
+        <w:t>Unlink of file 'proyecto.docx' failed. Should I try again? (y/n) y</w:t>
+      </w:r>
+    </w:p>
+    <w:p>
+      <w:pPr>
+        <w:rPr>
+          <w:lang w:val="en-GB"/>
+        </w:rPr>
+      </w:pPr>
+      <w:r>
+        <w:rPr>
+          <w:lang w:val="en-GB"/>
+        </w:rPr>
+        <w:t>Unlink of file 'proyecto.docx' failed. Should I try again? (y/n) n</w:t>
+      </w:r>
+    </w:p>
+    <w:p>
+      <w:pPr>
+        <w:rPr>
+          <w:lang w:val="en-GB"/>
+        </w:rPr>
+      </w:pPr>
+      <w:r>
+        <w:rPr>
+          <w:lang w:val="en-GB"/>
+        </w:rPr>
+        <w:t>error: unable to unlink old 'proyecto.docx': Invalid argument</w:t>
+      </w:r>
+    </w:p>
+    <w:p>
+      <w:pPr>
+        <w:rPr>
+          <w:lang w:val="en-GB"/>
+        </w:rPr>
+      </w:pPr>
+      <w:r>
+        <w:rPr>
+          <w:lang w:val="en-GB"/>
+        </w:rPr>
+        <w:t>Updating files: 100% (78/78), done.</w:t>
+      </w:r>
+    </w:p>
+    <w:p>
+      <w:pPr>
+        <w:rPr>
+          <w:lang w:val="en-GB"/>
+        </w:rPr>
+      </w:pPr>
+      <w:r>
+        <w:rPr>
+          <w:lang w:val="en-GB"/>
+        </w:rPr>
+        <w:t>M       proyecto.docx</w:t>
+      </w:r>
+    </w:p>
+    <w:p>
+      <w:pPr>
+        <w:rPr>
+          <w:lang w:val="en-GB"/>
+        </w:rPr>
+      </w:pPr>
+      <w:r>
+        <w:rPr>
+          <w:lang w:val="en-GB"/>
+        </w:rPr>
+        <w:t>Switched to a new branch '</w:t>
+      </w:r>
+      <w:proofErr w:type="spellStart"/>
+      <w:r>
+        <w:rPr>
+          <w:lang w:val="en-GB"/>
+        </w:rPr>
+        <w:t>rescate</w:t>
+      </w:r>
+      <w:proofErr w:type="spellEnd"/>
+      <w:r>
+        <w:rPr>
+          <w:lang w:val="en-GB"/>
+        </w:rPr>
+        <w:t>'</w:t>
+      </w:r>
+    </w:p>
+    <w:p>
+      <w:pPr>
+        <w:rPr>
+          <w:lang w:val="en-GB"/>
+        </w:rPr>
+      </w:pPr>
+    </w:p>
+    <w:p>
+      <w:pPr>
+        <w:rPr>
+          <w:lang w:val="en-GB"/>
+        </w:rPr>
+      </w:pPr>
+      <w:r>
+        <w:rPr>
+          <w:lang w:val="en-GB"/>
+        </w:rPr>
+        <w:t>ALUMNOS-FP@DESKTOP-NI3I5TT MINGW64 ~/Desktop/HAPPINESS-Co (</w:t>
+      </w:r>
+      <w:proofErr w:type="spellStart"/>
+      <w:r>
+        <w:rPr>
+          <w:lang w:val="en-GB"/>
+        </w:rPr>
+        <w:t>rescate</w:t>
+      </w:r>
+      <w:proofErr w:type="spellEnd"/>
+      <w:r>
+        <w:rPr>
+          <w:lang w:val="en-GB"/>
+        </w:rPr>
+        <w:t>)</w:t>
+      </w:r>
+    </w:p>
+    <w:p>
+      <w:pPr>
+        <w:rPr>
+          <w:lang w:val="en-GB"/>
+        </w:rPr>
+      </w:pPr>
+      <w:r>
+        <w:rPr>
+          <w:lang w:val="en-GB"/>
+        </w:rPr>
+        <w:t xml:space="preserve">$ git checkout -b </w:t>
+      </w:r>
+      <w:proofErr w:type="spellStart"/>
+      <w:r>
+        <w:rPr>
+          <w:lang w:val="en-GB"/>
+        </w:rPr>
+        <w:t>rescate</w:t>
+      </w:r>
+      <w:proofErr w:type="spellEnd"/>
+      <w:r>
+        <w:rPr>
+          <w:lang w:val="en-GB"/>
+        </w:rPr>
+        <w:t xml:space="preserve"> 19d95c9</w:t>
+      </w:r>
+    </w:p>
+    <w:p>
+      <w:pPr>
+        <w:rPr>
+          <w:lang w:val="en-GB"/>
+        </w:rPr>
+      </w:pPr>
+      <w:r>
+        <w:rPr>
+          <w:lang w:val="en-GB"/>
+        </w:rPr>
+        <w:t>fatal: a branch named '</w:t>
+      </w:r>
+      <w:proofErr w:type="spellStart"/>
+      <w:r>
+        <w:rPr>
+          <w:lang w:val="en-GB"/>
+        </w:rPr>
+        <w:t>rescate</w:t>
+      </w:r>
+      <w:proofErr w:type="spellEnd"/>
+      <w:r>
+        <w:rPr>
+          <w:lang w:val="en-GB"/>
+        </w:rPr>
+        <w:t>' already exists</w:t>
+      </w:r>
+    </w:p>
+    <w:p>
+      <w:pPr>
+        <w:rPr>
+          <w:lang w:val="en-GB"/>
+        </w:rPr>
+      </w:pPr>
+    </w:p>
+    <w:p>
+      <w:pPr>
+        <w:rPr>
+          <w:lang w:val="en-GB"/>
+        </w:rPr>
+      </w:pPr>
+      <w:r>
+        <w:rPr>
+          <w:lang w:val="en-GB"/>
+        </w:rPr>
+        <w:t>ALUMNOS-FP@DESKTOP-NI3I5TT MINGW64 ~/Desktop/HAPPINESS-Co (</w:t>
+      </w:r>
+      <w:proofErr w:type="spellStart"/>
+      <w:r>
+        <w:rPr>
+          <w:lang w:val="en-GB"/>
+        </w:rPr>
+        <w:t>rescate</w:t>
+      </w:r>
+      <w:proofErr w:type="spellEnd"/>
+      <w:r>
+        <w:rPr>
+          <w:lang w:val="en-GB"/>
+        </w:rPr>
+        <w:t>)</w:t>
+      </w:r>
+    </w:p>
+    <w:p>
+      <w:pPr>
+        <w:rPr>
+          <w:lang w:val="en-GB"/>
+        </w:rPr>
+      </w:pPr>
+      <w:r>
+        <w:rPr>
+          <w:lang w:val="en-GB"/>
+        </w:rPr>
+        <w:t>$ git checkout main</w:t>
+      </w:r>
+    </w:p>
+    <w:p>
+      <w:pPr>
+        <w:rPr>
+          <w:lang w:val="en-GB"/>
+        </w:rPr>
+      </w:pPr>
+      <w:r>
+        <w:rPr>
+          <w:lang w:val="en-GB"/>
+        </w:rPr>
+        <w:t>error: Your local changes to the following files would be overwritten by checkout:</w:t>
+      </w:r>
+    </w:p>
+    <w:p>
+      <w:pPr>
+        <w:rPr>
+          <w:lang w:val="en-GB"/>
+        </w:rPr>
+      </w:pPr>
+      <w:r>
+        <w:rPr>
+          <w:lang w:val="en-GB"/>
+        </w:rPr>
+        <w:t>        proyecto.docx</w:t>
+      </w:r>
+    </w:p>
+    <w:p>
+      <w:pPr>
+        <w:rPr>
+          <w:lang w:val="en-GB"/>
+        </w:rPr>
+      </w:pPr>
+      <w:r>
+        <w:rPr>
+          <w:lang w:val="en-GB"/>
+        </w:rPr>
+        <w:t>Please commit your changes or stash them before you switch branches.</w:t>
+      </w:r>
+    </w:p>
+    <w:p>
+      <w:pPr>
+        <w:rPr>
+          <w:lang w:val="en-GB"/>
+        </w:rPr>
+      </w:pPr>
+      <w:r>
+        <w:rPr>
+          <w:lang w:val="en-GB"/>
+        </w:rPr>
+        <w:t>Aborting</w:t>
+      </w:r>
+    </w:p>
+    <w:p>
+      <w:pPr>
+        <w:rPr>
+          <w:lang w:val="en-GB"/>
+        </w:rPr>
+      </w:pPr>
+    </w:p>
+    <w:p>
+      <w:pPr>
+        <w:rPr>
+          <w:lang w:val="en-GB"/>
+        </w:rPr>
+      </w:pPr>
+      <w:r>
+        <w:rPr>
+          <w:lang w:val="en-GB"/>
+        </w:rPr>
+        <w:t>ALUMNOS-FP@DESKTOP-NI3I5TT MINGW64 ~/Desktop/HAPPINESS-Co (</w:t>
+      </w:r>
+      <w:proofErr w:type="spellStart"/>
+      <w:r>
+        <w:rPr>
+          <w:lang w:val="en-GB"/>
+        </w:rPr>
+        <w:t>rescate</w:t>
+      </w:r>
+      <w:proofErr w:type="spellEnd"/>
+      <w:r>
+        <w:rPr>
+          <w:lang w:val="en-GB"/>
+        </w:rPr>
+        <w:t>)</w:t>
+      </w:r>
+    </w:p>
+    <w:p>
+      <w:pPr>
+        <w:rPr>
+          <w:lang w:val="en-GB"/>
+        </w:rPr>
+      </w:pPr>
+      <w:r>
+        <w:rPr>
+          <w:lang w:val="en-GB"/>
+        </w:rPr>
+        <w:t xml:space="preserve">$ </w:t>
+      </w:r>
+      <w:proofErr w:type="gramStart"/>
+      <w:r>
+        <w:rPr>
+          <w:lang w:val="en-GB"/>
+        </w:rPr>
+        <w:t>^[</w:t>
+      </w:r>
+      <w:proofErr w:type="gramEnd"/>
+      <w:r>
+        <w:rPr>
+          <w:lang w:val="en-GB"/>
+        </w:rPr>
+        <w:t>[200~git stash~</w:t>
+      </w:r>
+    </w:p>
+    <w:p>
+      <w:pPr>
+        <w:rPr>
+          <w:lang w:val="en-GB"/>
+        </w:rPr>
+      </w:pPr>
+      <w:r>
+        <w:rPr>
+          <w:lang w:val="en-GB"/>
+        </w:rPr>
+        <w:lastRenderedPageBreak/>
+        <w:t>bash: $'\</w:t>
+      </w:r>
+      <w:proofErr w:type="gramStart"/>
+      <w:r>
+        <w:rPr>
+          <w:lang w:val="en-GB"/>
+        </w:rPr>
+        <w:t>E[</w:t>
+      </w:r>
+      <w:proofErr w:type="gramEnd"/>
+      <w:r>
+        <w:rPr>
+          <w:lang w:val="en-GB"/>
+        </w:rPr>
+        <w:t>200~git': command not found</w:t>
+      </w:r>
+    </w:p>
+    <w:p>
+      <w:pPr>
+        <w:rPr>
+          <w:lang w:val="en-GB"/>
+        </w:rPr>
+      </w:pPr>
+    </w:p>
+    <w:p>
+      <w:pPr>
+        <w:rPr>
+          <w:lang w:val="en-GB"/>
+        </w:rPr>
+      </w:pPr>
+      <w:r>
+        <w:rPr>
+          <w:lang w:val="en-GB"/>
+        </w:rPr>
+        <w:t>ALUMNOS-FP@DESKTOP-NI3I5TT MINGW64 ~/Desktop/HAPPINESS-Co (</w:t>
+      </w:r>
+      <w:proofErr w:type="spellStart"/>
+      <w:r>
+        <w:rPr>
+          <w:lang w:val="en-GB"/>
+        </w:rPr>
+        <w:t>rescate</w:t>
+      </w:r>
+      <w:proofErr w:type="spellEnd"/>
+      <w:r>
+        <w:rPr>
+          <w:lang w:val="en-GB"/>
+        </w:rPr>
+        <w:t>)</w:t>
+      </w:r>
+    </w:p>
+    <w:p>
+      <w:pPr>
+        <w:rPr>
+          <w:lang w:val="en-GB"/>
+        </w:rPr>
+      </w:pPr>
+      <w:r>
+        <w:rPr>
+          <w:lang w:val="en-GB"/>
+        </w:rPr>
+        <w:t>$ git stash</w:t>
+      </w:r>
+    </w:p>
+    <w:p>
+      <w:pPr>
+        <w:rPr>
+          <w:lang w:val="en-GB"/>
+        </w:rPr>
+      </w:pPr>
+      <w:r>
+        <w:rPr>
+          <w:lang w:val="en-GB"/>
+        </w:rPr>
+        <w:t xml:space="preserve">Saved working directory and index state WIP on </w:t>
+      </w:r>
+      <w:proofErr w:type="spellStart"/>
+      <w:r>
+        <w:rPr>
+          <w:lang w:val="en-GB"/>
+        </w:rPr>
+        <w:t>rescate</w:t>
+      </w:r>
+      <w:proofErr w:type="spellEnd"/>
+      <w:r>
+        <w:rPr>
+          <w:lang w:val="en-GB"/>
+        </w:rPr>
+        <w:t>: 19d95c9 Merge branch 'main' of https://github.c</w:t>
+      </w:r>
+    </w:p>
+    <w:p>
+      <w:pPr>
+        <w:rPr>
+          <w:lang w:val="en-GB"/>
+        </w:rPr>
+      </w:pPr>
+      <w:r>
+        <w:rPr>
+          <w:lang w:val="en-GB"/>
+        </w:rPr>
+        <w:t>om/</w:t>
+      </w:r>
+      <w:proofErr w:type="spellStart"/>
+      <w:r>
+        <w:rPr>
+          <w:lang w:val="en-GB"/>
+        </w:rPr>
+        <w:t>MarianMP</w:t>
+      </w:r>
+      <w:proofErr w:type="spellEnd"/>
+      <w:r>
+        <w:rPr>
+          <w:lang w:val="en-GB"/>
+        </w:rPr>
+        <w:t>/HAPPINESS-Co</w:t>
+      </w:r>
+    </w:p>
+    <w:p>
+      <w:pPr>
+        <w:rPr>
+          <w:lang w:val="en-GB"/>
+        </w:rPr>
+      </w:pPr>
+      <w:r>
+        <w:rPr>
+          <w:lang w:val="en-GB"/>
+        </w:rPr>
+        <w:t>Unlink of file 'proyecto.docx' failed. Should I try again? (y/n) y</w:t>
+      </w:r>
+    </w:p>
+    <w:p>
+      <w:pPr>
+        <w:rPr>
+          <w:lang w:val="en-GB"/>
+        </w:rPr>
+      </w:pPr>
+      <w:r>
+        <w:rPr>
+          <w:lang w:val="en-GB"/>
+        </w:rPr>
+        <w:t>Unlink of file 'proyecto.docx' failed. Should I try again? (y/n) n</w:t>
+      </w:r>
+    </w:p>
+    <w:p>
+      <w:pPr>
+        <w:rPr>
+          <w:lang w:val="en-GB"/>
+        </w:rPr>
+      </w:pPr>
+      <w:r>
+        <w:rPr>
+          <w:lang w:val="en-GB"/>
+        </w:rPr>
+        <w:t>error: unable to unlink old 'proyecto.docx': Invalid argument</w:t>
+      </w:r>
+    </w:p>
+    <w:p>
+      <w:pPr>
+        <w:rPr>
+          <w:lang w:val="en-GB"/>
+        </w:rPr>
+      </w:pPr>
+      <w:r>
+        <w:rPr>
+          <w:lang w:val="en-GB"/>
+        </w:rPr>
+        <w:t>fatal: Could not reset index file to revision 'HEAD'.</w:t>
+      </w:r>
+    </w:p>
+    <w:p>
+      <w:pPr>
+        <w:rPr>
+          <w:lang w:val="en-GB"/>
+        </w:rPr>
+      </w:pPr>
+    </w:p>
+    <w:p>
+      <w:pPr>
+        <w:rPr>
+          <w:lang w:val="en-GB"/>
+        </w:rPr>
+      </w:pPr>
+      <w:r>
+        <w:rPr>
+          <w:lang w:val="en-GB"/>
+        </w:rPr>
+        <w:t>ALUMNOS-FP@DESKTOP-NI3I5TT MINGW64 ~/Desktop/HAPPINESS-Co (</w:t>
+      </w:r>
+      <w:proofErr w:type="spellStart"/>
+      <w:r>
+        <w:rPr>
+          <w:lang w:val="en-GB"/>
+        </w:rPr>
+        <w:t>rescate</w:t>
+      </w:r>
+      <w:proofErr w:type="spellEnd"/>
+      <w:r>
+        <w:rPr>
+          <w:lang w:val="en-GB"/>
+        </w:rPr>
+        <w:t>)</w:t>
+      </w:r>
+    </w:p>
+    <w:p>
+      <w:pPr>
+        <w:rPr>
+          <w:lang w:val="en-GB"/>
+        </w:rPr>
+      </w:pPr>
+      <w:r>
+        <w:rPr>
+          <w:lang w:val="en-GB"/>
+        </w:rPr>
+        <w:t>$ git stash</w:t>
+      </w:r>
+    </w:p>
+    <w:p>
+      <w:pPr>
+        <w:rPr>
+          <w:lang w:val="en-GB"/>
+        </w:rPr>
+      </w:pPr>
+      <w:r>
+        <w:rPr>
+          <w:lang w:val="en-GB"/>
+        </w:rPr>
+        <w:t xml:space="preserve">Saved working directory and index state WIP on </w:t>
+      </w:r>
+      <w:proofErr w:type="spellStart"/>
+      <w:r>
+        <w:rPr>
+          <w:lang w:val="en-GB"/>
+        </w:rPr>
+        <w:t>rescate</w:t>
+      </w:r>
+      <w:proofErr w:type="spellEnd"/>
+      <w:r>
+        <w:rPr>
+          <w:lang w:val="en-GB"/>
+        </w:rPr>
+        <w:t>: 19d95c9 Merge branch 'main' of https://github.c</w:t>
+      </w:r>
+    </w:p>
+    <w:p>
+      <w:pPr>
+        <w:rPr>
+          <w:lang w:val="en-GB"/>
+        </w:rPr>
+      </w:pPr>
+      <w:r>
+        <w:rPr>
+          <w:lang w:val="en-GB"/>
+        </w:rPr>
+        <w:t>om/</w:t>
+      </w:r>
+      <w:proofErr w:type="spellStart"/>
+      <w:r>
+        <w:rPr>
+          <w:lang w:val="en-GB"/>
+        </w:rPr>
+        <w:t>MarianMP</w:t>
+      </w:r>
+      <w:proofErr w:type="spellEnd"/>
+      <w:r>
+        <w:rPr>
+          <w:lang w:val="en-GB"/>
+        </w:rPr>
+        <w:t>/HAPPINESS-Co</w:t>
+      </w:r>
+    </w:p>
+    <w:p>
+      <w:pPr>
+        <w:rPr>
+          <w:lang w:val="en-GB"/>
+        </w:rPr>
+      </w:pPr>
+    </w:p>
+    <w:p>
+      <w:pPr>
+        <w:rPr>
+          <w:lang w:val="en-GB"/>
+        </w:rPr>
+      </w:pPr>
+      <w:r>
+        <w:rPr>
+          <w:lang w:val="en-GB"/>
+        </w:rPr>
+        <w:t>ALUMNOS-FP@DESKTOP-NI3I5TT MINGW64 ~/Desktop/HAPPINESS-Co (</w:t>
+      </w:r>
+      <w:proofErr w:type="spellStart"/>
+      <w:r>
+        <w:rPr>
+          <w:lang w:val="en-GB"/>
+        </w:rPr>
+        <w:t>rescate</w:t>
+      </w:r>
+      <w:proofErr w:type="spellEnd"/>
+      <w:r>
+        <w:rPr>
+          <w:lang w:val="en-GB"/>
+        </w:rPr>
+        <w:t>)</w:t>
+      </w:r>
+    </w:p>
+    <w:p>
+      <w:pPr>
+        <w:rPr>
+          <w:lang w:val="en-GB"/>
+        </w:rPr>
+      </w:pPr>
+      <w:r>
+        <w:rPr>
+          <w:lang w:val="en-GB"/>
+        </w:rPr>
+        <w:t>$ git checkout main</w:t>
+      </w:r>
+    </w:p>
+    <w:p>
+      <w:pPr>
+        <w:rPr>
+          <w:lang w:val="en-GB"/>
+        </w:rPr>
+      </w:pPr>
+      <w:r>
+        <w:rPr>
+          <w:lang w:val="en-GB"/>
+        </w:rPr>
+        <w:t>Switched to branch 'main'</w:t>
+      </w:r>
+    </w:p>
+    <w:p>
+      <w:pPr>
+        <w:rPr>
+          <w:lang w:val="en-GB"/>
+        </w:rPr>
+      </w:pPr>
+      <w:r>
+        <w:rPr>
+          <w:lang w:val="en-GB"/>
+        </w:rPr>
+        <w:t>Your branch is up to date with 'origin/main'.</w:t>
+      </w:r>
+    </w:p>
+    <w:p>
+      <w:pPr>
+        <w:rPr>
+          <w:lang w:val="en-GB"/>
+        </w:rPr>
+      </w:pPr>
+    </w:p>
+    <w:p>
+      <w:pPr>
+        <w:rPr>
+          <w:lang w:val="en-GB"/>
+        </w:rPr>
+      </w:pPr>
+      <w:r>
+        <w:rPr>
+          <w:lang w:val="en-GB"/>
+        </w:rPr>
+        <w:t>ALUMNOS-FP@DESKTOP-NI3I5TT MINGW64 ~/Desktop/HAPPINESS-Co (main)</w:t>
+      </w:r>
+    </w:p>
+    <w:p>
+      <w:pPr>
+        <w:rPr>
+          <w:lang w:val="en-GB"/>
+        </w:rPr>
+      </w:pPr>
+      <w:r>
+        <w:rPr>
+          <w:lang w:val="en-GB"/>
+        </w:rPr>
+        <w:t xml:space="preserve">$ git merge </w:t>
+      </w:r>
+      <w:proofErr w:type="spellStart"/>
+      <w:r>
+        <w:rPr>
+          <w:lang w:val="en-GB"/>
+        </w:rPr>
+        <w:t>rescate</w:t>
+      </w:r>
+      <w:proofErr w:type="spellEnd"/>
+    </w:p>
+    <w:p>
+      <w:pPr>
+        <w:rPr>
+          <w:lang w:val="en-GB"/>
+        </w:rPr>
+      </w:pPr>
+      <w:r>
+        <w:rPr>
+          <w:lang w:val="en-GB"/>
+        </w:rPr>
+        <w:t>Already up to date.</w:t>
+      </w:r>
+    </w:p>
+    <w:p>
+      <w:pPr>
+        <w:rPr>
+          <w:lang w:val="en-GB"/>
+        </w:rPr>
+      </w:pPr>
+    </w:p>
+    <w:p>
+      <w:pPr>
+        <w:rPr>
+          <w:lang w:val="en-GB"/>
+        </w:rPr>
+      </w:pPr>
+      <w:r>
+        <w:rPr>
+          <w:lang w:val="en-GB"/>
+        </w:rPr>
+        <w:t>ALUMNOS-FP@DESKTOP-NI3I5TT MINGW64 ~/Desktop/HAPPINESS-Co (main)</w:t>
+      </w:r>
+    </w:p>
+    <w:p>
+      <w:pPr>
+        <w:rPr>
+          <w:lang w:val="en-GB"/>
+        </w:rPr>
+      </w:pPr>
+      <w:r>
+        <w:rPr>
+          <w:lang w:val="en-GB"/>
+        </w:rPr>
+        <w:lastRenderedPageBreak/>
+        <w:t>$ git push origin main</w:t>
+      </w:r>
+    </w:p>
+    <w:p>
+      <w:pPr>
+        <w:rPr>
+          <w:lang w:val="en-GB"/>
+        </w:rPr>
+      </w:pPr>
+      <w:r>
+        <w:rPr>
+          <w:lang w:val="en-GB"/>
+        </w:rPr>
+        <w:t xml:space="preserve">Everything </w:t>
+      </w:r>
+      <w:proofErr w:type="gramStart"/>
+      <w:r>
+        <w:rPr>
+          <w:lang w:val="en-GB"/>
+        </w:rPr>
+        <w:t>up-to-date</w:t>
+      </w:r>
+      <w:proofErr w:type="gramEnd"/>
+    </w:p>
+    <w:p>
+      <w:pPr>
+        <w:rPr>
+          <w:lang w:val="en-GB"/>
+        </w:rPr>
+      </w:pPr>
+    </w:p>
+    <w:p>
+      <w:pPr>
+        <w:rPr>
+          <w:lang w:val="en-GB"/>
+        </w:rPr>
+      </w:pPr>
+      <w:r>
+        <w:rPr>
+          <w:lang w:val="en-GB"/>
+        </w:rPr>
+        <w:t>ALUMNOS-FP@DESKTOP-NI3I5TT MINGW64 ~/Desktop/HAPPINESS-Co (main)</w:t>
+      </w:r>
+    </w:p>
+    <w:p>
+      <w:r>
+        <w:t>$</w:t>
+      </w:r>
+    </w:p>
+    <w:p/>
     <w:sectPr>
       <w:pgSz w:w="11906" w:h="16838"/>
       <w:pgMar w:top="1417" w:right="1701" w:bottom="1417" w:left="1701" w:header="708" w:footer="708" w:gutter="0"/>
@@ -890,7 +5401,6 @@
   <w:style w:type="character" w:default="1" w:styleId="Fuentedeprrafopredeter">
     <w:name w:val="Default Paragraph Font"/>
     <w:uiPriority w:val="1"/>
-    <w:semiHidden/>
     <w:unhideWhenUsed/>
   </w:style>
   <w:style w:type="table" w:default="1" w:styleId="Tablanormal">
